--- a/kode-praktikum/jobsheet-01/SIB_2_E_Muhammad_Ramdhani_Ariyadin_Jobshet_1.docx
+++ b/kode-praktikum/jobsheet-01/SIB_2_E_Muhammad_Ramdhani_Ariyadin_Jobshet_1.docx
@@ -47,7 +47,7 @@
           <w:szCs w:val="24"/>
           <w:lang w:val="id-ID"/>
         </w:rPr>
-        <w:t>JOBSHET 1</w:t>
+        <w:t>Nama : Muhammad Ramdhani Ariyadin</w:t>
       </w:r>
     </w:p>
     <w:p>
@@ -71,7 +71,7 @@
           <w:szCs w:val="24"/>
           <w:lang w:val="id-ID"/>
         </w:rPr>
-        <w:t>Nama : Muhammad Ramdhani Ariyadin</w:t>
+        <w:t>Kelas : SIB 2 E</w:t>
       </w:r>
     </w:p>
     <w:p>
@@ -95,7 +95,7 @@
           <w:szCs w:val="24"/>
           <w:lang w:val="id-ID"/>
         </w:rPr>
-        <w:t>Kelas : SIB 2 E</w:t>
+        <w:t>NIM : 254107060018</w:t>
       </w:r>
     </w:p>
     <w:p>
@@ -119,11 +119,36 @@
           <w:szCs w:val="24"/>
           <w:lang w:val="id-ID"/>
         </w:rPr>
-        <w:t>NIM : 254107060018</w:t>
-      </w:r>
-    </w:p>
-    <w:p>
-      <w:pPr>
+        <w:t>JOBSHET 1</w:t>
+      </w:r>
+    </w:p>
+    <w:p>
+      <w:pPr>
+        <w:jc w:val="center"/>
+      </w:pPr>
+      <w:r>
+        <w:rPr>
+          <w:rFonts w:ascii="Times New Roman" w:hAnsi="Times New Roman" w:cs="Times New Roman"/>
+          <w:b/>
+          <w:bCs/>
+          <w:sz w:val="24"/>
+          <w:szCs w:val="24"/>
+          <w:lang w:val="id-ID"/>
+        </w:rPr>
+        <w:t xml:space="preserve">Link Git Hub : </w:t>
+      </w:r>
+      <w:hyperlink r:id="rId6" w:history="1">
+        <w:r>
+          <w:rPr>
+            <w:rStyle w:val="Hyperlink"/>
+          </w:rPr>
+          <w:t>https://github.com/MuhammadRamdhaniAriyadin/Pemrograman-Web</w:t>
+        </w:r>
+      </w:hyperlink>
+    </w:p>
+    <w:p>
+      <w:pPr>
+        <w:jc w:val="center"/>
         <w:rPr>
           <w:rFonts w:ascii="Times New Roman" w:hAnsi="Times New Roman" w:cs="Times New Roman"/>
           <w:sz w:val="24"/>
@@ -1460,6 +1485,7 @@
       <w:r>
         <w:rPr>
           <w:rFonts w:ascii="Times New Roman" w:hAnsi="Times New Roman" w:cs="Times New Roman"/>
+          <w:noProof/>
           <w:sz w:val="24"/>
           <w:szCs w:val="24"/>
           <w:lang w:val="id-ID"/>
@@ -1480,7 +1506,7 @@
                     <pic:cNvPicPr/>
                   </pic:nvPicPr>
                   <pic:blipFill>
-                    <a:blip r:embed="rId6"/>
+                    <a:blip r:embed="rId7"/>
                     <a:stretch>
                       <a:fillRect/>
                     </a:stretch>
@@ -2853,6 +2879,7 @@
       <w:r>
         <w:rPr>
           <w:rFonts w:ascii="Times New Roman" w:hAnsi="Times New Roman" w:cs="Times New Roman"/>
+          <w:noProof/>
           <w:sz w:val="24"/>
           <w:szCs w:val="24"/>
           <w:lang w:val="id-ID"/>
@@ -2873,7 +2900,7 @@
                     <pic:cNvPicPr/>
                   </pic:nvPicPr>
                   <pic:blipFill>
-                    <a:blip r:embed="rId7"/>
+                    <a:blip r:embed="rId8"/>
                     <a:stretch>
                       <a:fillRect/>
                     </a:stretch>
@@ -2927,6 +2954,18 @@
     <w:p>
       <w:pPr>
         <w:pStyle w:val="ListParagraph"/>
+        <w:ind w:left="1080"/>
+        <w:rPr>
+          <w:rFonts w:ascii="Times New Roman" w:hAnsi="Times New Roman" w:cs="Times New Roman"/>
+          <w:sz w:val="24"/>
+          <w:szCs w:val="24"/>
+          <w:lang w:val="id-ID"/>
+        </w:rPr>
+      </w:pPr>
+    </w:p>
+    <w:p>
+      <w:pPr>
+        <w:pStyle w:val="ListParagraph"/>
         <w:numPr>
           <w:ilvl w:val="0"/>
           <w:numId w:val="2"/>
@@ -4151,6 +4190,7 @@
           <w:szCs w:val="24"/>
           <w:lang w:val="id-ID"/>
         </w:rPr>
+        <w:lastRenderedPageBreak/>
         <w:t>Halaman web</w:t>
       </w:r>
     </w:p>
@@ -4168,11 +4208,11 @@
       <w:r>
         <w:rPr>
           <w:rFonts w:ascii="Times New Roman" w:hAnsi="Times New Roman" w:cs="Times New Roman"/>
-          <w:sz w:val="24"/>
-          <w:szCs w:val="24"/>
-          <w:lang w:val="id-ID"/>
-        </w:rPr>
-        <w:lastRenderedPageBreak/>
+          <w:noProof/>
+          <w:sz w:val="24"/>
+          <w:szCs w:val="24"/>
+          <w:lang w:val="id-ID"/>
+        </w:rPr>
         <w:drawing>
           <wp:inline distT="0" distB="0" distL="0" distR="0" wp14:anchorId="6F8AE0B9" wp14:editId="12C56938">
             <wp:extent cx="2787793" cy="2044805"/>
@@ -4189,7 +4229,7 @@
                     <pic:cNvPicPr/>
                   </pic:nvPicPr>
                   <pic:blipFill>
-                    <a:blip r:embed="rId8"/>
+                    <a:blip r:embed="rId9"/>
                     <a:stretch>
                       <a:fillRect/>
                     </a:stretch>
@@ -4243,6 +4283,18 @@
     <w:p>
       <w:pPr>
         <w:pStyle w:val="ListParagraph"/>
+        <w:ind w:left="1080"/>
+        <w:rPr>
+          <w:rFonts w:ascii="Times New Roman" w:hAnsi="Times New Roman" w:cs="Times New Roman"/>
+          <w:sz w:val="24"/>
+          <w:szCs w:val="24"/>
+          <w:lang w:val="id-ID"/>
+        </w:rPr>
+      </w:pPr>
+    </w:p>
+    <w:p>
+      <w:pPr>
+        <w:pStyle w:val="ListParagraph"/>
         <w:numPr>
           <w:ilvl w:val="0"/>
           <w:numId w:val="2"/>
@@ -5496,6 +5548,7 @@
       <w:r>
         <w:rPr>
           <w:rFonts w:ascii="Times New Roman" w:hAnsi="Times New Roman" w:cs="Times New Roman"/>
+          <w:noProof/>
           <w:sz w:val="24"/>
           <w:szCs w:val="24"/>
           <w:lang w:val="id-ID"/>
@@ -5516,7 +5569,7 @@
                     <pic:cNvPicPr/>
                   </pic:nvPicPr>
                   <pic:blipFill>
-                    <a:blip r:embed="rId9"/>
+                    <a:blip r:embed="rId10"/>
                     <a:stretch>
                       <a:fillRect/>
                     </a:stretch>
@@ -5570,6 +5623,30 @@
     <w:p>
       <w:pPr>
         <w:pStyle w:val="ListParagraph"/>
+        <w:ind w:left="1080"/>
+        <w:rPr>
+          <w:rFonts w:ascii="Times New Roman" w:hAnsi="Times New Roman" w:cs="Times New Roman"/>
+          <w:sz w:val="24"/>
+          <w:szCs w:val="24"/>
+          <w:lang w:val="id-ID"/>
+        </w:rPr>
+      </w:pPr>
+    </w:p>
+    <w:p>
+      <w:pPr>
+        <w:pStyle w:val="ListParagraph"/>
+        <w:ind w:left="1080"/>
+        <w:rPr>
+          <w:rFonts w:ascii="Times New Roman" w:hAnsi="Times New Roman" w:cs="Times New Roman"/>
+          <w:sz w:val="24"/>
+          <w:szCs w:val="24"/>
+          <w:lang w:val="id-ID"/>
+        </w:rPr>
+      </w:pPr>
+    </w:p>
+    <w:p>
+      <w:pPr>
+        <w:pStyle w:val="ListParagraph"/>
         <w:numPr>
           <w:ilvl w:val="0"/>
           <w:numId w:val="2"/>
@@ -5590,6 +5667,7 @@
           <w:szCs w:val="24"/>
           <w:lang w:val="id-ID"/>
         </w:rPr>
+        <w:lastRenderedPageBreak/>
         <w:t>Menu di anggota/tambah.html</w:t>
       </w:r>
     </w:p>
@@ -5772,7 +5850,6 @@
           <w:sz w:val="18"/>
           <w:szCs w:val="18"/>
         </w:rPr>
-        <w:lastRenderedPageBreak/>
         <w:t xml:space="preserve">    </w:t>
       </w:r>
       <w:r>
@@ -6832,6 +6909,7 @@
           <w:rFonts w:ascii="Times New Roman" w:hAnsi="Times New Roman" w:cs="Times New Roman"/>
           <w:b/>
           <w:bCs/>
+          <w:noProof/>
           <w:sz w:val="24"/>
           <w:szCs w:val="24"/>
           <w:lang w:val="id-ID"/>
@@ -6852,7 +6930,7 @@
                     <pic:cNvPicPr/>
                   </pic:nvPicPr>
                   <pic:blipFill>
-                    <a:blip r:embed="rId10"/>
+                    <a:blip r:embed="rId11"/>
                     <a:stretch>
                       <a:fillRect/>
                     </a:stretch>
@@ -7115,13 +7193,50 @@
           <w:lang w:val="id-ID"/>
         </w:rPr>
       </w:pPr>
-      <w:r>
-        <w:rPr>
-          <w:rFonts w:ascii="Times New Roman" w:hAnsi="Times New Roman" w:cs="Times New Roman"/>
-          <w:sz w:val="24"/>
-          <w:szCs w:val="24"/>
-          <w:lang w:val="id-ID"/>
-        </w:rPr>
+    </w:p>
+    <w:p>
+      <w:pPr>
+        <w:pStyle w:val="ListParagraph"/>
+        <w:ind w:left="1080"/>
+        <w:rPr>
+          <w:rFonts w:ascii="Times New Roman" w:hAnsi="Times New Roman" w:cs="Times New Roman"/>
+          <w:sz w:val="24"/>
+          <w:szCs w:val="24"/>
+          <w:lang w:val="id-ID"/>
+        </w:rPr>
+      </w:pPr>
+    </w:p>
+    <w:p>
+      <w:pPr>
+        <w:pStyle w:val="ListParagraph"/>
+        <w:ind w:left="1080"/>
+        <w:rPr>
+          <w:rFonts w:ascii="Times New Roman" w:hAnsi="Times New Roman" w:cs="Times New Roman"/>
+          <w:sz w:val="24"/>
+          <w:szCs w:val="24"/>
+          <w:lang w:val="id-ID"/>
+        </w:rPr>
+      </w:pPr>
+    </w:p>
+    <w:p>
+      <w:pPr>
+        <w:pStyle w:val="ListParagraph"/>
+        <w:ind w:left="1080"/>
+        <w:rPr>
+          <w:rFonts w:ascii="Times New Roman" w:hAnsi="Times New Roman" w:cs="Times New Roman"/>
+          <w:sz w:val="24"/>
+          <w:szCs w:val="24"/>
+          <w:lang w:val="id-ID"/>
+        </w:rPr>
+      </w:pPr>
+      <w:r>
+        <w:rPr>
+          <w:rFonts w:ascii="Times New Roman" w:hAnsi="Times New Roman" w:cs="Times New Roman"/>
+          <w:sz w:val="24"/>
+          <w:szCs w:val="24"/>
+          <w:lang w:val="id-ID"/>
+        </w:rPr>
+        <w:lastRenderedPageBreak/>
         <w:t>Jawab</w:t>
       </w:r>
     </w:p>
@@ -7139,15 +7254,15 @@
       <w:r>
         <w:rPr>
           <w:rFonts w:ascii="Times New Roman" w:hAnsi="Times New Roman" w:cs="Times New Roman"/>
-          <w:sz w:val="24"/>
-          <w:szCs w:val="24"/>
-          <w:lang w:val="id-ID"/>
-        </w:rPr>
-        <w:lastRenderedPageBreak/>
+          <w:noProof/>
+          <w:sz w:val="24"/>
+          <w:szCs w:val="24"/>
+          <w:lang w:val="id-ID"/>
+        </w:rPr>
         <w:drawing>
-          <wp:inline distT="0" distB="0" distL="0" distR="0" wp14:anchorId="3D2622BE" wp14:editId="70ED7C3C">
-            <wp:extent cx="1987652" cy="1492327"/>
-            <wp:effectExtent l="152400" t="114300" r="146050" b="146050"/>
+          <wp:inline distT="0" distB="0" distL="0" distR="0" wp14:anchorId="3D2622BE" wp14:editId="4C240210">
+            <wp:extent cx="1485900" cy="1115612"/>
+            <wp:effectExtent l="152400" t="114300" r="133350" b="161290"/>
             <wp:docPr id="8" name="Picture 8"/>
             <wp:cNvGraphicFramePr>
               <a:graphicFrameLocks xmlns:a="http://schemas.openxmlformats.org/drawingml/2006/main" noChangeAspect="1"/>
@@ -7160,7 +7275,7 @@
                     <pic:cNvPicPr/>
                   </pic:nvPicPr>
                   <pic:blipFill>
-                    <a:blip r:embed="rId11"/>
+                    <a:blip r:embed="rId12"/>
                     <a:stretch>
                       <a:fillRect/>
                     </a:stretch>
@@ -7168,7 +7283,7 @@
                   <pic:spPr>
                     <a:xfrm>
                       <a:off x="0" y="0"/>
-                      <a:ext cx="1987652" cy="1492327"/>
+                      <a:ext cx="1505673" cy="1130457"/>
                     </a:xfrm>
                     <a:prstGeom prst="rect">
                       <a:avLst/>
@@ -7334,6 +7449,18 @@
     <w:p>
       <w:pPr>
         <w:pStyle w:val="ListParagraph"/>
+        <w:ind w:left="1080"/>
+        <w:rPr>
+          <w:rFonts w:ascii="Times New Roman" w:hAnsi="Times New Roman" w:cs="Times New Roman"/>
+          <w:sz w:val="24"/>
+          <w:szCs w:val="24"/>
+          <w:lang w:val="id-ID"/>
+        </w:rPr>
+      </w:pPr>
+    </w:p>
+    <w:p>
+      <w:pPr>
+        <w:pStyle w:val="ListParagraph"/>
         <w:numPr>
           <w:ilvl w:val="0"/>
           <w:numId w:val="1"/>
@@ -7518,15 +7645,15 @@
       <w:r>
         <w:rPr>
           <w:rFonts w:ascii="Times New Roman" w:hAnsi="Times New Roman" w:cs="Times New Roman"/>
-          <w:sz w:val="24"/>
-          <w:szCs w:val="24"/>
-          <w:lang w:val="id-ID"/>
-        </w:rPr>
-        <w:lastRenderedPageBreak/>
+          <w:noProof/>
+          <w:sz w:val="24"/>
+          <w:szCs w:val="24"/>
+          <w:lang w:val="id-ID"/>
+        </w:rPr>
         <w:drawing>
-          <wp:inline distT="0" distB="0" distL="0" distR="0" wp14:anchorId="38E1791E" wp14:editId="3CF03D2E">
-            <wp:extent cx="3740342" cy="3683189"/>
-            <wp:effectExtent l="0" t="0" r="0" b="0"/>
+          <wp:inline distT="0" distB="0" distL="0" distR="0" wp14:anchorId="38E1791E" wp14:editId="48207FB4">
+            <wp:extent cx="3063053" cy="3016250"/>
+            <wp:effectExtent l="0" t="0" r="4445" b="0"/>
             <wp:docPr id="9" name="Picture 9"/>
             <wp:cNvGraphicFramePr>
               <a:graphicFrameLocks xmlns:a="http://schemas.openxmlformats.org/drawingml/2006/main" noChangeAspect="1"/>
@@ -7539,7 +7666,7 @@
                     <pic:cNvPicPr/>
                   </pic:nvPicPr>
                   <pic:blipFill>
-                    <a:blip r:embed="rId12"/>
+                    <a:blip r:embed="rId13"/>
                     <a:stretch>
                       <a:fillRect/>
                     </a:stretch>
@@ -7547,7 +7674,7 @@
                   <pic:spPr>
                     <a:xfrm>
                       <a:off x="0" y="0"/>
-                      <a:ext cx="3740342" cy="3683189"/>
+                      <a:ext cx="3088581" cy="3041388"/>
                     </a:xfrm>
                     <a:prstGeom prst="rect">
                       <a:avLst/>
@@ -7607,6 +7734,7 @@
       <w:r>
         <w:rPr>
           <w:rFonts w:ascii="Times New Roman" w:hAnsi="Times New Roman" w:cs="Times New Roman"/>
+          <w:noProof/>
           <w:sz w:val="24"/>
           <w:szCs w:val="24"/>
           <w:lang w:val="id-ID"/>
@@ -7627,7 +7755,7 @@
                     <pic:cNvPicPr/>
                   </pic:nvPicPr>
                   <pic:blipFill>
-                    <a:blip r:embed="rId13"/>
+                    <a:blip r:embed="rId14"/>
                     <a:stretch>
                       <a:fillRect/>
                     </a:stretch>
@@ -7782,104 +7910,16 @@
       <w:r>
         <w:rPr>
           <w:rFonts w:ascii="Times New Roman" w:hAnsi="Times New Roman" w:cs="Times New Roman"/>
-          <w:sz w:val="24"/>
-          <w:szCs w:val="24"/>
-          <w:lang w:val="id-ID"/>
-        </w:rPr>
-        <w:lastRenderedPageBreak/>
+          <w:noProof/>
+          <w:sz w:val="24"/>
+          <w:szCs w:val="24"/>
+          <w:lang w:val="id-ID"/>
+        </w:rPr>
         <w:drawing>
           <wp:inline distT="0" distB="0" distL="0" distR="0" wp14:anchorId="5B038D4F" wp14:editId="3250EF29">
             <wp:extent cx="2140060" cy="1244664"/>
             <wp:effectExtent l="0" t="0" r="0" b="0"/>
             <wp:docPr id="12" name="Picture 12"/>
-            <wp:cNvGraphicFramePr>
-              <a:graphicFrameLocks xmlns:a="http://schemas.openxmlformats.org/drawingml/2006/main" noChangeAspect="1"/>
-            </wp:cNvGraphicFramePr>
-            <a:graphic xmlns:a="http://schemas.openxmlformats.org/drawingml/2006/main">
-              <a:graphicData uri="http://schemas.openxmlformats.org/drawingml/2006/picture">
-                <pic:pic xmlns:pic="http://schemas.openxmlformats.org/drawingml/2006/picture">
-                  <pic:nvPicPr>
-                    <pic:cNvPr id="1" name=""/>
-                    <pic:cNvPicPr/>
-                  </pic:nvPicPr>
-                  <pic:blipFill>
-                    <a:blip r:embed="rId14"/>
-                    <a:stretch>
-                      <a:fillRect/>
-                    </a:stretch>
-                  </pic:blipFill>
-                  <pic:spPr>
-                    <a:xfrm>
-                      <a:off x="0" y="0"/>
-                      <a:ext cx="2140060" cy="1244664"/>
-                    </a:xfrm>
-                    <a:prstGeom prst="rect">
-                      <a:avLst/>
-                    </a:prstGeom>
-                  </pic:spPr>
-                </pic:pic>
-              </a:graphicData>
-            </a:graphic>
-          </wp:inline>
-        </w:drawing>
-      </w:r>
-    </w:p>
-    <w:p>
-      <w:pPr>
-        <w:pStyle w:val="ListParagraph"/>
-        <w:ind w:left="1080"/>
-        <w:rPr>
-          <w:rFonts w:ascii="Times New Roman" w:hAnsi="Times New Roman" w:cs="Times New Roman"/>
-          <w:sz w:val="24"/>
-          <w:szCs w:val="24"/>
-          <w:lang w:val="id-ID"/>
-        </w:rPr>
-      </w:pPr>
-    </w:p>
-    <w:p>
-      <w:pPr>
-        <w:pStyle w:val="ListParagraph"/>
-        <w:ind w:left="1080"/>
-        <w:rPr>
-          <w:rFonts w:ascii="Times New Roman" w:hAnsi="Times New Roman" w:cs="Times New Roman"/>
-          <w:sz w:val="24"/>
-          <w:szCs w:val="24"/>
-          <w:lang w:val="id-ID"/>
-        </w:rPr>
-      </w:pPr>
-      <w:r>
-        <w:rPr>
-          <w:rFonts w:ascii="Times New Roman" w:hAnsi="Times New Roman" w:cs="Times New Roman"/>
-          <w:sz w:val="24"/>
-          <w:szCs w:val="24"/>
-          <w:lang w:val="id-ID"/>
-        </w:rPr>
-        <w:t>Menambahkan data di kolom tanggal bergabung dengan tr</w:t>
-      </w:r>
-    </w:p>
-    <w:p>
-      <w:pPr>
-        <w:pStyle w:val="ListParagraph"/>
-        <w:ind w:left="1080"/>
-        <w:rPr>
-          <w:rFonts w:ascii="Times New Roman" w:hAnsi="Times New Roman" w:cs="Times New Roman"/>
-          <w:sz w:val="24"/>
-          <w:szCs w:val="24"/>
-          <w:lang w:val="id-ID"/>
-        </w:rPr>
-      </w:pPr>
-      <w:r>
-        <w:rPr>
-          <w:rFonts w:ascii="Times New Roman" w:hAnsi="Times New Roman" w:cs="Times New Roman"/>
-          <w:sz w:val="24"/>
-          <w:szCs w:val="24"/>
-          <w:lang w:val="id-ID"/>
-        </w:rPr>
-        <w:drawing>
-          <wp:inline distT="0" distB="0" distL="0" distR="0" wp14:anchorId="7458C6AB" wp14:editId="0CCA925F">
-            <wp:extent cx="3778444" cy="2159111"/>
-            <wp:effectExtent l="0" t="0" r="0" b="0"/>
-            <wp:docPr id="13" name="Picture 13"/>
             <wp:cNvGraphicFramePr>
               <a:graphicFrameLocks xmlns:a="http://schemas.openxmlformats.org/drawingml/2006/main" noChangeAspect="1"/>
             </wp:cNvGraphicFramePr>
@@ -7899,6 +7939,95 @@
                   <pic:spPr>
                     <a:xfrm>
                       <a:off x="0" y="0"/>
+                      <a:ext cx="2140060" cy="1244664"/>
+                    </a:xfrm>
+                    <a:prstGeom prst="rect">
+                      <a:avLst/>
+                    </a:prstGeom>
+                  </pic:spPr>
+                </pic:pic>
+              </a:graphicData>
+            </a:graphic>
+          </wp:inline>
+        </w:drawing>
+      </w:r>
+    </w:p>
+    <w:p>
+      <w:pPr>
+        <w:pStyle w:val="ListParagraph"/>
+        <w:ind w:left="1080"/>
+        <w:rPr>
+          <w:rFonts w:ascii="Times New Roman" w:hAnsi="Times New Roman" w:cs="Times New Roman"/>
+          <w:sz w:val="24"/>
+          <w:szCs w:val="24"/>
+          <w:lang w:val="id-ID"/>
+        </w:rPr>
+      </w:pPr>
+    </w:p>
+    <w:p>
+      <w:pPr>
+        <w:pStyle w:val="ListParagraph"/>
+        <w:ind w:left="1080"/>
+        <w:rPr>
+          <w:rFonts w:ascii="Times New Roman" w:hAnsi="Times New Roman" w:cs="Times New Roman"/>
+          <w:sz w:val="24"/>
+          <w:szCs w:val="24"/>
+          <w:lang w:val="id-ID"/>
+        </w:rPr>
+      </w:pPr>
+      <w:r>
+        <w:rPr>
+          <w:rFonts w:ascii="Times New Roman" w:hAnsi="Times New Roman" w:cs="Times New Roman"/>
+          <w:sz w:val="24"/>
+          <w:szCs w:val="24"/>
+          <w:lang w:val="id-ID"/>
+        </w:rPr>
+        <w:t>Menambahkan data di kolom tanggal bergabung dengan tr</w:t>
+      </w:r>
+    </w:p>
+    <w:p>
+      <w:pPr>
+        <w:pStyle w:val="ListParagraph"/>
+        <w:ind w:left="1080"/>
+        <w:rPr>
+          <w:rFonts w:ascii="Times New Roman" w:hAnsi="Times New Roman" w:cs="Times New Roman"/>
+          <w:sz w:val="24"/>
+          <w:szCs w:val="24"/>
+          <w:lang w:val="id-ID"/>
+        </w:rPr>
+      </w:pPr>
+      <w:r>
+        <w:rPr>
+          <w:rFonts w:ascii="Times New Roman" w:hAnsi="Times New Roman" w:cs="Times New Roman"/>
+          <w:noProof/>
+          <w:sz w:val="24"/>
+          <w:szCs w:val="24"/>
+          <w:lang w:val="id-ID"/>
+        </w:rPr>
+        <w:drawing>
+          <wp:inline distT="0" distB="0" distL="0" distR="0" wp14:anchorId="7458C6AB" wp14:editId="0CCA925F">
+            <wp:extent cx="3778444" cy="2159111"/>
+            <wp:effectExtent l="0" t="0" r="0" b="0"/>
+            <wp:docPr id="13" name="Picture 13"/>
+            <wp:cNvGraphicFramePr>
+              <a:graphicFrameLocks xmlns:a="http://schemas.openxmlformats.org/drawingml/2006/main" noChangeAspect="1"/>
+            </wp:cNvGraphicFramePr>
+            <a:graphic xmlns:a="http://schemas.openxmlformats.org/drawingml/2006/main">
+              <a:graphicData uri="http://schemas.openxmlformats.org/drawingml/2006/picture">
+                <pic:pic xmlns:pic="http://schemas.openxmlformats.org/drawingml/2006/picture">
+                  <pic:nvPicPr>
+                    <pic:cNvPr id="1" name=""/>
+                    <pic:cNvPicPr/>
+                  </pic:nvPicPr>
+                  <pic:blipFill>
+                    <a:blip r:embed="rId16"/>
+                    <a:stretch>
+                      <a:fillRect/>
+                    </a:stretch>
+                  </pic:blipFill>
+                  <pic:spPr>
+                    <a:xfrm>
+                      <a:off x="0" y="0"/>
                       <a:ext cx="3778444" cy="2159111"/>
                     </a:xfrm>
                     <a:prstGeom prst="rect">
@@ -7968,6 +8097,7 @@
       <w:r>
         <w:rPr>
           <w:rFonts w:ascii="Times New Roman" w:hAnsi="Times New Roman" w:cs="Times New Roman"/>
+          <w:noProof/>
           <w:sz w:val="24"/>
           <w:szCs w:val="24"/>
           <w:lang w:val="id-ID"/>
@@ -7988,7 +8118,7 @@
                     <pic:cNvPicPr/>
                   </pic:nvPicPr>
                   <pic:blipFill>
-                    <a:blip r:embed="rId16"/>
+                    <a:blip r:embed="rId17"/>
                     <a:stretch>
                       <a:fillRect/>
                     </a:stretch>
@@ -8143,6 +8273,7 @@
       <w:r>
         <w:rPr>
           <w:rFonts w:ascii="Times New Roman" w:hAnsi="Times New Roman" w:cs="Times New Roman"/>
+          <w:noProof/>
           <w:sz w:val="24"/>
           <w:szCs w:val="24"/>
           <w:lang w:val="id-ID"/>
@@ -8163,7 +8294,7 @@
                     <pic:cNvPicPr/>
                   </pic:nvPicPr>
                   <pic:blipFill>
-                    <a:blip r:embed="rId17"/>
+                    <a:blip r:embed="rId18"/>
                     <a:stretch>
                       <a:fillRect/>
                     </a:stretch>
@@ -8231,6 +8362,7 @@
       <w:r>
         <w:rPr>
           <w:rFonts w:ascii="Times New Roman" w:hAnsi="Times New Roman" w:cs="Times New Roman"/>
+          <w:noProof/>
           <w:sz w:val="24"/>
           <w:szCs w:val="24"/>
           <w:lang w:val="id-ID"/>
@@ -8251,7 +8383,7 @@
                     <pic:cNvPicPr/>
                   </pic:nvPicPr>
                   <pic:blipFill>
-                    <a:blip r:embed="rId18"/>
+                    <a:blip r:embed="rId19"/>
                     <a:stretch>
                       <a:fillRect/>
                     </a:stretch>
@@ -8321,6 +8453,2078 @@
           <w:lang w:val="id-ID"/>
         </w:rPr>
       </w:pPr>
+    </w:p>
+    <w:p>
+      <w:pPr>
+        <w:rPr>
+          <w:rFonts w:ascii="Times New Roman" w:hAnsi="Times New Roman" w:cs="Times New Roman"/>
+          <w:sz w:val="24"/>
+          <w:szCs w:val="24"/>
+          <w:lang w:val="id-ID"/>
+        </w:rPr>
+      </w:pPr>
+    </w:p>
+    <w:p>
+      <w:pPr>
+        <w:rPr>
+          <w:rFonts w:ascii="Times New Roman" w:hAnsi="Times New Roman" w:cs="Times New Roman"/>
+          <w:sz w:val="24"/>
+          <w:szCs w:val="24"/>
+          <w:lang w:val="id-ID"/>
+        </w:rPr>
+      </w:pPr>
+    </w:p>
+    <w:p>
+      <w:pPr>
+        <w:rPr>
+          <w:rFonts w:ascii="Times New Roman" w:hAnsi="Times New Roman" w:cs="Times New Roman"/>
+          <w:sz w:val="24"/>
+          <w:szCs w:val="24"/>
+          <w:lang w:val="id-ID"/>
+        </w:rPr>
+      </w:pPr>
+    </w:p>
+    <w:p>
+      <w:pPr>
+        <w:rPr>
+          <w:rFonts w:ascii="Times New Roman" w:hAnsi="Times New Roman" w:cs="Times New Roman"/>
+          <w:sz w:val="24"/>
+          <w:szCs w:val="24"/>
+          <w:lang w:val="id-ID"/>
+        </w:rPr>
+      </w:pPr>
+    </w:p>
+    <w:p>
+      <w:pPr>
+        <w:jc w:val="center"/>
+        <w:rPr>
+          <w:rFonts w:ascii="Times New Roman" w:hAnsi="Times New Roman" w:cs="Times New Roman"/>
+          <w:b/>
+          <w:bCs/>
+          <w:sz w:val="24"/>
+          <w:szCs w:val="24"/>
+          <w:lang w:val="id-ID"/>
+        </w:rPr>
+      </w:pPr>
+      <w:r>
+        <w:rPr>
+          <w:rFonts w:ascii="Times New Roman" w:hAnsi="Times New Roman" w:cs="Times New Roman"/>
+          <w:b/>
+          <w:bCs/>
+          <w:sz w:val="24"/>
+          <w:szCs w:val="24"/>
+          <w:lang w:val="id-ID"/>
+        </w:rPr>
+        <w:lastRenderedPageBreak/>
+        <w:t>JOBSHET 2</w:t>
+      </w:r>
+    </w:p>
+    <w:p>
+      <w:pPr>
+        <w:pStyle w:val="ListParagraph"/>
+        <w:numPr>
+          <w:ilvl w:val="0"/>
+          <w:numId w:val="1"/>
+        </w:numPr>
+        <w:rPr>
+          <w:rFonts w:ascii="Times New Roman" w:hAnsi="Times New Roman" w:cs="Times New Roman"/>
+          <w:b/>
+          <w:bCs/>
+          <w:sz w:val="24"/>
+          <w:szCs w:val="24"/>
+          <w:lang w:val="id-ID"/>
+        </w:rPr>
+      </w:pPr>
+      <w:r>
+        <w:rPr>
+          <w:rFonts w:ascii="Times New Roman" w:hAnsi="Times New Roman" w:cs="Times New Roman"/>
+          <w:b/>
+          <w:bCs/>
+          <w:sz w:val="24"/>
+          <w:szCs w:val="24"/>
+          <w:lang w:val="id-ID"/>
+        </w:rPr>
+        <w:t>10.4 Ide Latihan Tambahan (Opsional)</w:t>
+      </w:r>
+    </w:p>
+    <w:p>
+      <w:pPr>
+        <w:pStyle w:val="ListParagraph"/>
+        <w:numPr>
+          <w:ilvl w:val="0"/>
+          <w:numId w:val="12"/>
+        </w:numPr>
+        <w:rPr>
+          <w:rFonts w:ascii="Times New Roman" w:hAnsi="Times New Roman" w:cs="Times New Roman"/>
+          <w:sz w:val="24"/>
+          <w:szCs w:val="24"/>
+          <w:lang w:val="id-ID"/>
+        </w:rPr>
+      </w:pPr>
+      <w:r>
+        <w:rPr>
+          <w:rFonts w:ascii="Times New Roman" w:hAnsi="Times New Roman" w:cs="Times New Roman"/>
+          <w:sz w:val="24"/>
+          <w:szCs w:val="24"/>
+          <w:lang w:val="id-ID"/>
+        </w:rPr>
+        <w:t>Ubah skema warna — ganti nilai #1d5b8a (warna biru tema) di seluruh file style.css dengan warna lain, misalnya hijau tua, lalu amati bagaimana warna itu konsisten muncul di header, judul section, tombol submit, dan header tabel — karena semuanya memakai nilai hex yang sama.</w:t>
+      </w:r>
+    </w:p>
+    <w:p>
+      <w:pPr>
+        <w:pStyle w:val="ListParagraph"/>
+        <w:ind w:left="1080"/>
+        <w:rPr>
+          <w:rFonts w:ascii="Times New Roman" w:hAnsi="Times New Roman" w:cs="Times New Roman"/>
+          <w:sz w:val="24"/>
+          <w:szCs w:val="24"/>
+          <w:lang w:val="id-ID"/>
+        </w:rPr>
+      </w:pPr>
+    </w:p>
+    <w:p>
+      <w:pPr>
+        <w:pStyle w:val="ListParagraph"/>
+        <w:ind w:left="1080"/>
+        <w:rPr>
+          <w:rFonts w:ascii="Times New Roman" w:hAnsi="Times New Roman" w:cs="Times New Roman"/>
+          <w:sz w:val="24"/>
+          <w:szCs w:val="24"/>
+          <w:lang w:val="id-ID"/>
+        </w:rPr>
+      </w:pPr>
+      <w:r>
+        <w:rPr>
+          <w:rFonts w:ascii="Times New Roman" w:hAnsi="Times New Roman" w:cs="Times New Roman"/>
+          <w:sz w:val="24"/>
+          <w:szCs w:val="24"/>
+          <w:lang w:val="id-ID"/>
+        </w:rPr>
+        <w:t xml:space="preserve">Jawab </w:t>
+      </w:r>
+    </w:p>
+    <w:p>
+      <w:pPr>
+        <w:pStyle w:val="ListParagraph"/>
+        <w:ind w:left="1080"/>
+        <w:rPr>
+          <w:rFonts w:ascii="Times New Roman" w:hAnsi="Times New Roman" w:cs="Times New Roman"/>
+          <w:sz w:val="24"/>
+          <w:szCs w:val="24"/>
+          <w:lang w:val="id-ID"/>
+        </w:rPr>
+      </w:pPr>
+      <w:r>
+        <w:rPr>
+          <w:rFonts w:ascii="Times New Roman" w:hAnsi="Times New Roman" w:cs="Times New Roman"/>
+          <w:sz w:val="24"/>
+          <w:szCs w:val="24"/>
+          <w:lang w:val="id-ID"/>
+        </w:rPr>
+        <w:t xml:space="preserve">Mengganti dengan warna </w:t>
+      </w:r>
+      <w:r>
+        <w:rPr>
+          <w:rFonts w:ascii="Times New Roman" w:hAnsi="Times New Roman" w:cs="Times New Roman"/>
+          <w:sz w:val="24"/>
+          <w:szCs w:val="24"/>
+          <w:lang w:val="id-ID"/>
+        </w:rPr>
+        <w:t>#c52112</w:t>
+      </w:r>
+      <w:r>
+        <w:rPr>
+          <w:rFonts w:ascii="Times New Roman" w:hAnsi="Times New Roman" w:cs="Times New Roman"/>
+          <w:sz w:val="24"/>
+          <w:szCs w:val="24"/>
+          <w:lang w:val="id-ID"/>
+        </w:rPr>
+        <w:t xml:space="preserve"> (warna merah) pada:</w:t>
+      </w:r>
+    </w:p>
+    <w:p>
+      <w:pPr>
+        <w:pStyle w:val="ListParagraph"/>
+        <w:numPr>
+          <w:ilvl w:val="0"/>
+          <w:numId w:val="17"/>
+        </w:numPr>
+        <w:rPr>
+          <w:rFonts w:ascii="Times New Roman" w:hAnsi="Times New Roman" w:cs="Times New Roman"/>
+          <w:sz w:val="24"/>
+          <w:szCs w:val="24"/>
+          <w:lang w:val="id-ID"/>
+        </w:rPr>
+      </w:pPr>
+      <w:r>
+        <w:rPr>
+          <w:rFonts w:ascii="Times New Roman" w:hAnsi="Times New Roman" w:cs="Times New Roman"/>
+          <w:sz w:val="24"/>
+          <w:szCs w:val="24"/>
+          <w:lang w:val="id-ID"/>
+        </w:rPr>
+        <w:t xml:space="preserve">a </w:t>
+      </w:r>
+      <w:r>
+        <w:rPr>
+          <w:rFonts w:ascii="Times New Roman" w:hAnsi="Times New Roman" w:cs="Times New Roman"/>
+          <w:sz w:val="24"/>
+          <w:szCs w:val="24"/>
+          <w:lang w:val="id-ID"/>
+        </w:rPr>
+        <w:t xml:space="preserve">= </w:t>
+      </w:r>
+      <w:r>
+        <w:rPr>
+          <w:rFonts w:ascii="Times New Roman" w:hAnsi="Times New Roman" w:cs="Times New Roman"/>
+          <w:sz w:val="24"/>
+          <w:szCs w:val="24"/>
+          <w:lang w:val="id-ID"/>
+        </w:rPr>
+        <w:t xml:space="preserve">Warna teks untuk </w:t>
+      </w:r>
+      <w:r>
+        <w:rPr>
+          <w:rFonts w:ascii="Times New Roman" w:hAnsi="Times New Roman" w:cs="Times New Roman"/>
+          <w:sz w:val="24"/>
+          <w:szCs w:val="24"/>
+          <w:lang w:val="id-ID"/>
+        </w:rPr>
+        <w:t>link atau tautan</w:t>
+      </w:r>
+    </w:p>
+    <w:p>
+      <w:pPr>
+        <w:pStyle w:val="ListParagraph"/>
+        <w:numPr>
+          <w:ilvl w:val="0"/>
+          <w:numId w:val="17"/>
+        </w:numPr>
+        <w:rPr>
+          <w:rFonts w:ascii="Times New Roman" w:hAnsi="Times New Roman" w:cs="Times New Roman"/>
+          <w:sz w:val="24"/>
+          <w:szCs w:val="24"/>
+          <w:lang w:val="id-ID"/>
+        </w:rPr>
+      </w:pPr>
+      <w:r>
+        <w:rPr>
+          <w:rFonts w:ascii="Times New Roman" w:hAnsi="Times New Roman" w:cs="Times New Roman"/>
+          <w:sz w:val="24"/>
+          <w:szCs w:val="24"/>
+          <w:lang w:val="id-ID"/>
+        </w:rPr>
+        <w:t xml:space="preserve">header </w:t>
+      </w:r>
+      <w:r>
+        <w:rPr>
+          <w:rFonts w:ascii="Times New Roman" w:hAnsi="Times New Roman" w:cs="Times New Roman"/>
+          <w:sz w:val="24"/>
+          <w:szCs w:val="24"/>
+          <w:lang w:val="id-ID"/>
+        </w:rPr>
+        <w:t xml:space="preserve">= </w:t>
+      </w:r>
+      <w:r>
+        <w:rPr>
+          <w:rFonts w:ascii="Times New Roman" w:hAnsi="Times New Roman" w:cs="Times New Roman"/>
+          <w:sz w:val="24"/>
+          <w:szCs w:val="24"/>
+          <w:lang w:val="id-ID"/>
+        </w:rPr>
+        <w:t>Warna latar belakang bagian atas halaman</w:t>
+      </w:r>
+    </w:p>
+    <w:p>
+      <w:pPr>
+        <w:pStyle w:val="ListParagraph"/>
+        <w:numPr>
+          <w:ilvl w:val="0"/>
+          <w:numId w:val="17"/>
+        </w:numPr>
+        <w:rPr>
+          <w:rFonts w:ascii="Times New Roman" w:hAnsi="Times New Roman" w:cs="Times New Roman"/>
+          <w:sz w:val="24"/>
+          <w:szCs w:val="24"/>
+          <w:lang w:val="id-ID"/>
+        </w:rPr>
+      </w:pPr>
+      <w:r>
+        <w:rPr>
+          <w:rFonts w:ascii="Times New Roman" w:hAnsi="Times New Roman" w:cs="Times New Roman"/>
+          <w:sz w:val="24"/>
+          <w:szCs w:val="24"/>
+          <w:lang w:val="id-ID"/>
+        </w:rPr>
+        <w:t xml:space="preserve">section h2 </w:t>
+      </w:r>
+      <w:r>
+        <w:rPr>
+          <w:rFonts w:ascii="Times New Roman" w:hAnsi="Times New Roman" w:cs="Times New Roman"/>
+          <w:sz w:val="24"/>
+          <w:szCs w:val="24"/>
+          <w:lang w:val="id-ID"/>
+        </w:rPr>
+        <w:t xml:space="preserve">= </w:t>
+      </w:r>
+      <w:r>
+        <w:rPr>
+          <w:rFonts w:ascii="Times New Roman" w:hAnsi="Times New Roman" w:cs="Times New Roman"/>
+          <w:sz w:val="24"/>
+          <w:szCs w:val="24"/>
+          <w:lang w:val="id-ID"/>
+        </w:rPr>
+        <w:t xml:space="preserve">Warna teks untuk judul atau subjudul </w:t>
+      </w:r>
+    </w:p>
+    <w:p>
+      <w:pPr>
+        <w:pStyle w:val="ListParagraph"/>
+        <w:numPr>
+          <w:ilvl w:val="0"/>
+          <w:numId w:val="17"/>
+        </w:numPr>
+        <w:rPr>
+          <w:rFonts w:ascii="Times New Roman" w:hAnsi="Times New Roman" w:cs="Times New Roman"/>
+          <w:sz w:val="24"/>
+          <w:szCs w:val="24"/>
+          <w:lang w:val="id-ID"/>
+        </w:rPr>
+      </w:pPr>
+      <w:r>
+        <w:rPr>
+          <w:rFonts w:ascii="Times New Roman" w:hAnsi="Times New Roman" w:cs="Times New Roman"/>
+          <w:sz w:val="24"/>
+          <w:szCs w:val="24"/>
+          <w:lang w:val="id-ID"/>
+        </w:rPr>
+        <w:t xml:space="preserve">main section:nth-of-type(2) article p </w:t>
+      </w:r>
+      <w:r>
+        <w:rPr>
+          <w:rFonts w:ascii="Times New Roman" w:hAnsi="Times New Roman" w:cs="Times New Roman"/>
+          <w:sz w:val="24"/>
+          <w:szCs w:val="24"/>
+          <w:lang w:val="id-ID"/>
+        </w:rPr>
+        <w:t xml:space="preserve">= </w:t>
+      </w:r>
+      <w:r>
+        <w:rPr>
+          <w:rFonts w:ascii="Times New Roman" w:hAnsi="Times New Roman" w:cs="Times New Roman"/>
+          <w:sz w:val="24"/>
+          <w:szCs w:val="24"/>
+          <w:lang w:val="id-ID"/>
+        </w:rPr>
+        <w:t>Warna teks untuk angka/teks paragraf di statistik</w:t>
+      </w:r>
+    </w:p>
+    <w:p>
+      <w:pPr>
+        <w:pStyle w:val="ListParagraph"/>
+        <w:numPr>
+          <w:ilvl w:val="0"/>
+          <w:numId w:val="17"/>
+        </w:numPr>
+        <w:rPr>
+          <w:rFonts w:ascii="Times New Roman" w:hAnsi="Times New Roman" w:cs="Times New Roman"/>
+          <w:sz w:val="24"/>
+          <w:szCs w:val="24"/>
+          <w:lang w:val="id-ID"/>
+        </w:rPr>
+      </w:pPr>
+      <w:r>
+        <w:rPr>
+          <w:rFonts w:ascii="Times New Roman" w:hAnsi="Times New Roman" w:cs="Times New Roman"/>
+          <w:sz w:val="24"/>
+          <w:szCs w:val="24"/>
+          <w:lang w:val="id-ID"/>
+        </w:rPr>
+        <w:t xml:space="preserve">thead </w:t>
+      </w:r>
+      <w:r>
+        <w:rPr>
+          <w:rFonts w:ascii="Times New Roman" w:hAnsi="Times New Roman" w:cs="Times New Roman"/>
+          <w:sz w:val="24"/>
+          <w:szCs w:val="24"/>
+          <w:lang w:val="id-ID"/>
+        </w:rPr>
+        <w:t xml:space="preserve">= </w:t>
+      </w:r>
+      <w:r>
+        <w:rPr>
+          <w:rFonts w:ascii="Times New Roman" w:hAnsi="Times New Roman" w:cs="Times New Roman"/>
+          <w:sz w:val="24"/>
+          <w:szCs w:val="24"/>
+          <w:lang w:val="id-ID"/>
+        </w:rPr>
+        <w:t>Warna latar belakang untuk bagian kepala tabel</w:t>
+      </w:r>
+    </w:p>
+    <w:p>
+      <w:pPr>
+        <w:pStyle w:val="ListParagraph"/>
+        <w:numPr>
+          <w:ilvl w:val="0"/>
+          <w:numId w:val="17"/>
+        </w:numPr>
+        <w:rPr>
+          <w:rFonts w:ascii="Times New Roman" w:hAnsi="Times New Roman" w:cs="Times New Roman"/>
+          <w:sz w:val="24"/>
+          <w:szCs w:val="24"/>
+          <w:lang w:val="id-ID"/>
+        </w:rPr>
+      </w:pPr>
+      <w:r>
+        <w:rPr>
+          <w:rFonts w:ascii="Times New Roman" w:hAnsi="Times New Roman" w:cs="Times New Roman"/>
+          <w:sz w:val="24"/>
+          <w:szCs w:val="24"/>
+          <w:lang w:val="id-ID"/>
+        </w:rPr>
+        <w:t xml:space="preserve">form button[type="submit"] </w:t>
+      </w:r>
+      <w:r>
+        <w:rPr>
+          <w:rFonts w:ascii="Times New Roman" w:hAnsi="Times New Roman" w:cs="Times New Roman"/>
+          <w:sz w:val="24"/>
+          <w:szCs w:val="24"/>
+          <w:lang w:val="id-ID"/>
+        </w:rPr>
+        <w:t xml:space="preserve">= </w:t>
+      </w:r>
+      <w:r>
+        <w:rPr>
+          <w:rFonts w:ascii="Times New Roman" w:hAnsi="Times New Roman" w:cs="Times New Roman"/>
+          <w:sz w:val="24"/>
+          <w:szCs w:val="24"/>
+          <w:lang w:val="id-ID"/>
+        </w:rPr>
+        <w:t>Warna latar belakang untuk tombol submit</w:t>
+      </w:r>
+    </w:p>
+    <w:p>
+      <w:pPr>
+        <w:ind w:left="1080"/>
+        <w:rPr>
+          <w:rFonts w:ascii="Times New Roman" w:hAnsi="Times New Roman" w:cs="Times New Roman"/>
+          <w:sz w:val="24"/>
+          <w:szCs w:val="24"/>
+          <w:lang w:val="id-ID"/>
+        </w:rPr>
+      </w:pPr>
+    </w:p>
+    <w:p>
+      <w:pPr>
+        <w:ind w:left="1080"/>
+        <w:rPr>
+          <w:rFonts w:ascii="Times New Roman" w:hAnsi="Times New Roman" w:cs="Times New Roman"/>
+          <w:sz w:val="24"/>
+          <w:szCs w:val="24"/>
+          <w:lang w:val="id-ID"/>
+        </w:rPr>
+      </w:pPr>
+      <w:r>
+        <w:rPr>
+          <w:rFonts w:ascii="Times New Roman" w:hAnsi="Times New Roman" w:cs="Times New Roman"/>
+          <w:sz w:val="24"/>
+          <w:szCs w:val="24"/>
+          <w:lang w:val="id-ID"/>
+        </w:rPr>
+        <w:t>Tampilan web</w:t>
+      </w:r>
+    </w:p>
+    <w:p>
+      <w:pPr>
+        <w:ind w:left="1080"/>
+        <w:rPr>
+          <w:rFonts w:ascii="Times New Roman" w:hAnsi="Times New Roman" w:cs="Times New Roman"/>
+          <w:sz w:val="24"/>
+          <w:szCs w:val="24"/>
+          <w:lang w:val="id-ID"/>
+        </w:rPr>
+      </w:pPr>
+      <w:r>
+        <w:rPr>
+          <w:rFonts w:ascii="Times New Roman" w:hAnsi="Times New Roman" w:cs="Times New Roman"/>
+          <w:sz w:val="24"/>
+          <w:szCs w:val="24"/>
+          <w:lang w:val="id-ID"/>
+        </w:rPr>
+        <w:t xml:space="preserve">Beranda </w:t>
+      </w:r>
+    </w:p>
+    <w:p>
+      <w:pPr>
+        <w:ind w:left="1080"/>
+        <w:rPr>
+          <w:rFonts w:ascii="Times New Roman" w:hAnsi="Times New Roman" w:cs="Times New Roman"/>
+          <w:sz w:val="24"/>
+          <w:szCs w:val="24"/>
+          <w:lang w:val="id-ID"/>
+        </w:rPr>
+      </w:pPr>
+      <w:r>
+        <w:rPr>
+          <w:rFonts w:ascii="Times New Roman" w:hAnsi="Times New Roman" w:cs="Times New Roman"/>
+          <w:sz w:val="24"/>
+          <w:szCs w:val="24"/>
+          <w:lang w:val="id-ID"/>
+        </w:rPr>
+        <w:drawing>
+          <wp:inline distT="0" distB="0" distL="0" distR="0" wp14:anchorId="59245960" wp14:editId="209C71F0">
+            <wp:extent cx="5943600" cy="2631440"/>
+            <wp:effectExtent l="0" t="0" r="0" b="0"/>
+            <wp:docPr id="2" name="Picture 2"/>
+            <wp:cNvGraphicFramePr>
+              <a:graphicFrameLocks xmlns:a="http://schemas.openxmlformats.org/drawingml/2006/main" noChangeAspect="1"/>
+            </wp:cNvGraphicFramePr>
+            <a:graphic xmlns:a="http://schemas.openxmlformats.org/drawingml/2006/main">
+              <a:graphicData uri="http://schemas.openxmlformats.org/drawingml/2006/picture">
+                <pic:pic xmlns:pic="http://schemas.openxmlformats.org/drawingml/2006/picture">
+                  <pic:nvPicPr>
+                    <pic:cNvPr id="1" name=""/>
+                    <pic:cNvPicPr/>
+                  </pic:nvPicPr>
+                  <pic:blipFill>
+                    <a:blip r:embed="rId20"/>
+                    <a:stretch>
+                      <a:fillRect/>
+                    </a:stretch>
+                  </pic:blipFill>
+                  <pic:spPr>
+                    <a:xfrm>
+                      <a:off x="0" y="0"/>
+                      <a:ext cx="5943600" cy="2631440"/>
+                    </a:xfrm>
+                    <a:prstGeom prst="rect">
+                      <a:avLst/>
+                    </a:prstGeom>
+                  </pic:spPr>
+                </pic:pic>
+              </a:graphicData>
+            </a:graphic>
+          </wp:inline>
+        </w:drawing>
+      </w:r>
+    </w:p>
+    <w:p>
+      <w:pPr>
+        <w:ind w:left="1080"/>
+        <w:rPr>
+          <w:rFonts w:ascii="Times New Roman" w:hAnsi="Times New Roman" w:cs="Times New Roman"/>
+          <w:sz w:val="24"/>
+          <w:szCs w:val="24"/>
+          <w:lang w:val="id-ID"/>
+        </w:rPr>
+      </w:pPr>
+    </w:p>
+    <w:p>
+      <w:pPr>
+        <w:ind w:left="1080"/>
+        <w:rPr>
+          <w:rFonts w:ascii="Times New Roman" w:hAnsi="Times New Roman" w:cs="Times New Roman"/>
+          <w:sz w:val="24"/>
+          <w:szCs w:val="24"/>
+          <w:lang w:val="id-ID"/>
+        </w:rPr>
+      </w:pPr>
+    </w:p>
+    <w:p>
+      <w:pPr>
+        <w:ind w:left="1080"/>
+        <w:rPr>
+          <w:rFonts w:ascii="Times New Roman" w:hAnsi="Times New Roman" w:cs="Times New Roman"/>
+          <w:sz w:val="24"/>
+          <w:szCs w:val="24"/>
+          <w:lang w:val="id-ID"/>
+        </w:rPr>
+      </w:pPr>
+    </w:p>
+    <w:p>
+      <w:pPr>
+        <w:ind w:left="1080"/>
+        <w:rPr>
+          <w:rFonts w:ascii="Times New Roman" w:hAnsi="Times New Roman" w:cs="Times New Roman"/>
+          <w:sz w:val="24"/>
+          <w:szCs w:val="24"/>
+          <w:lang w:val="id-ID"/>
+        </w:rPr>
+      </w:pPr>
+    </w:p>
+    <w:p>
+      <w:pPr>
+        <w:ind w:left="1080"/>
+        <w:rPr>
+          <w:rFonts w:ascii="Times New Roman" w:hAnsi="Times New Roman" w:cs="Times New Roman"/>
+          <w:sz w:val="24"/>
+          <w:szCs w:val="24"/>
+          <w:lang w:val="id-ID"/>
+        </w:rPr>
+      </w:pPr>
+    </w:p>
+    <w:p>
+      <w:pPr>
+        <w:ind w:left="1080"/>
+        <w:rPr>
+          <w:rFonts w:ascii="Times New Roman" w:hAnsi="Times New Roman" w:cs="Times New Roman"/>
+          <w:sz w:val="24"/>
+          <w:szCs w:val="24"/>
+          <w:lang w:val="id-ID"/>
+        </w:rPr>
+      </w:pPr>
+      <w:r>
+        <w:rPr>
+          <w:rFonts w:ascii="Times New Roman" w:hAnsi="Times New Roman" w:cs="Times New Roman"/>
+          <w:sz w:val="24"/>
+          <w:szCs w:val="24"/>
+          <w:lang w:val="id-ID"/>
+        </w:rPr>
+        <w:lastRenderedPageBreak/>
+        <w:t>Tambah buku</w:t>
+      </w:r>
+    </w:p>
+    <w:p>
+      <w:pPr>
+        <w:ind w:left="1080"/>
+        <w:rPr>
+          <w:rFonts w:ascii="Times New Roman" w:hAnsi="Times New Roman" w:cs="Times New Roman"/>
+          <w:sz w:val="24"/>
+          <w:szCs w:val="24"/>
+          <w:lang w:val="id-ID"/>
+        </w:rPr>
+      </w:pPr>
+      <w:r>
+        <w:rPr>
+          <w:rFonts w:ascii="Times New Roman" w:hAnsi="Times New Roman" w:cs="Times New Roman"/>
+          <w:sz w:val="24"/>
+          <w:szCs w:val="24"/>
+          <w:lang w:val="id-ID"/>
+        </w:rPr>
+        <w:drawing>
+          <wp:inline distT="0" distB="0" distL="0" distR="0" wp14:anchorId="454E9E42" wp14:editId="449C3495">
+            <wp:extent cx="5943600" cy="2680970"/>
+            <wp:effectExtent l="0" t="0" r="0" b="5080"/>
+            <wp:docPr id="3" name="Picture 3"/>
+            <wp:cNvGraphicFramePr>
+              <a:graphicFrameLocks xmlns:a="http://schemas.openxmlformats.org/drawingml/2006/main" noChangeAspect="1"/>
+            </wp:cNvGraphicFramePr>
+            <a:graphic xmlns:a="http://schemas.openxmlformats.org/drawingml/2006/main">
+              <a:graphicData uri="http://schemas.openxmlformats.org/drawingml/2006/picture">
+                <pic:pic xmlns:pic="http://schemas.openxmlformats.org/drawingml/2006/picture">
+                  <pic:nvPicPr>
+                    <pic:cNvPr id="1" name=""/>
+                    <pic:cNvPicPr/>
+                  </pic:nvPicPr>
+                  <pic:blipFill>
+                    <a:blip r:embed="rId21"/>
+                    <a:stretch>
+                      <a:fillRect/>
+                    </a:stretch>
+                  </pic:blipFill>
+                  <pic:spPr>
+                    <a:xfrm>
+                      <a:off x="0" y="0"/>
+                      <a:ext cx="5943600" cy="2680970"/>
+                    </a:xfrm>
+                    <a:prstGeom prst="rect">
+                      <a:avLst/>
+                    </a:prstGeom>
+                  </pic:spPr>
+                </pic:pic>
+              </a:graphicData>
+            </a:graphic>
+          </wp:inline>
+        </w:drawing>
+      </w:r>
+    </w:p>
+    <w:p>
+      <w:pPr>
+        <w:pStyle w:val="ListParagraph"/>
+        <w:ind w:left="1080"/>
+        <w:rPr>
+          <w:rFonts w:ascii="Times New Roman" w:hAnsi="Times New Roman" w:cs="Times New Roman"/>
+          <w:sz w:val="24"/>
+          <w:szCs w:val="24"/>
+          <w:lang w:val="id-ID"/>
+        </w:rPr>
+      </w:pPr>
+    </w:p>
+    <w:p>
+      <w:pPr>
+        <w:pStyle w:val="ListParagraph"/>
+        <w:numPr>
+          <w:ilvl w:val="0"/>
+          <w:numId w:val="12"/>
+        </w:numPr>
+        <w:rPr>
+          <w:rFonts w:ascii="Times New Roman" w:hAnsi="Times New Roman" w:cs="Times New Roman"/>
+          <w:sz w:val="24"/>
+          <w:szCs w:val="24"/>
+          <w:lang w:val="id-ID"/>
+        </w:rPr>
+      </w:pPr>
+      <w:r>
+        <w:rPr>
+          <w:rFonts w:ascii="Times New Roman" w:hAnsi="Times New Roman" w:cs="Times New Roman"/>
+          <w:sz w:val="24"/>
+          <w:szCs w:val="24"/>
+          <w:lang w:val="id-ID"/>
+        </w:rPr>
+        <w:t>Tambah kolom keempat di grid kartu statistik — tambahkan satu &lt;article&gt; baru di HTML (misalnya "Buku Terlambat"), lalu ubah repeat(3, 1fr) menjadi repeat(4, 1fr) di CSS.</w:t>
+      </w:r>
+    </w:p>
+    <w:p>
+      <w:pPr>
+        <w:pStyle w:val="ListParagraph"/>
+        <w:ind w:left="1080"/>
+        <w:rPr>
+          <w:rFonts w:ascii="Times New Roman" w:hAnsi="Times New Roman" w:cs="Times New Roman"/>
+          <w:sz w:val="24"/>
+          <w:szCs w:val="24"/>
+          <w:lang w:val="id-ID"/>
+        </w:rPr>
+      </w:pPr>
+    </w:p>
+    <w:p>
+      <w:pPr>
+        <w:pStyle w:val="ListParagraph"/>
+        <w:ind w:left="1080"/>
+        <w:rPr>
+          <w:rFonts w:ascii="Times New Roman" w:hAnsi="Times New Roman" w:cs="Times New Roman"/>
+          <w:sz w:val="24"/>
+          <w:szCs w:val="24"/>
+          <w:lang w:val="id-ID"/>
+        </w:rPr>
+      </w:pPr>
+      <w:r>
+        <w:rPr>
+          <w:rFonts w:ascii="Times New Roman" w:hAnsi="Times New Roman" w:cs="Times New Roman"/>
+          <w:sz w:val="24"/>
+          <w:szCs w:val="24"/>
+          <w:lang w:val="id-ID"/>
+        </w:rPr>
+        <w:t>Jawab</w:t>
+      </w:r>
+    </w:p>
+    <w:p>
+      <w:pPr>
+        <w:pStyle w:val="ListParagraph"/>
+        <w:ind w:left="1080"/>
+        <w:rPr>
+          <w:rFonts w:ascii="Times New Roman" w:hAnsi="Times New Roman" w:cs="Times New Roman"/>
+          <w:sz w:val="24"/>
+          <w:szCs w:val="24"/>
+          <w:lang w:val="id-ID"/>
+        </w:rPr>
+      </w:pPr>
+      <w:r>
+        <w:rPr>
+          <w:rFonts w:ascii="Times New Roman" w:hAnsi="Times New Roman" w:cs="Times New Roman"/>
+          <w:sz w:val="24"/>
+          <w:szCs w:val="24"/>
+          <w:lang w:val="id-ID"/>
+        </w:rPr>
+        <w:t xml:space="preserve">Menambahkan </w:t>
+      </w:r>
+      <w:r>
+        <w:rPr>
+          <w:rFonts w:ascii="Times New Roman" w:hAnsi="Times New Roman" w:cs="Times New Roman"/>
+          <w:sz w:val="24"/>
+          <w:szCs w:val="24"/>
+          <w:lang w:val="id-ID"/>
+        </w:rPr>
+        <w:t>&lt;article&gt; </w:t>
+      </w:r>
+    </w:p>
+    <w:p>
+      <w:pPr>
+        <w:pStyle w:val="ListParagraph"/>
+        <w:ind w:left="1080"/>
+        <w:rPr>
+          <w:rFonts w:ascii="Times New Roman" w:hAnsi="Times New Roman" w:cs="Times New Roman"/>
+          <w:sz w:val="24"/>
+          <w:szCs w:val="24"/>
+          <w:lang w:val="id-ID"/>
+        </w:rPr>
+      </w:pPr>
+      <w:r>
+        <w:rPr>
+          <w:rFonts w:ascii="Times New Roman" w:hAnsi="Times New Roman" w:cs="Times New Roman"/>
+          <w:sz w:val="24"/>
+          <w:szCs w:val="24"/>
+          <w:lang w:val="id-ID"/>
+        </w:rPr>
+        <w:drawing>
+          <wp:inline distT="0" distB="0" distL="0" distR="0" wp14:anchorId="30DB209E" wp14:editId="617F1960">
+            <wp:extent cx="2349621" cy="1009702"/>
+            <wp:effectExtent l="0" t="0" r="0" b="0"/>
+            <wp:docPr id="16" name="Picture 16"/>
+            <wp:cNvGraphicFramePr>
+              <a:graphicFrameLocks xmlns:a="http://schemas.openxmlformats.org/drawingml/2006/main" noChangeAspect="1"/>
+            </wp:cNvGraphicFramePr>
+            <a:graphic xmlns:a="http://schemas.openxmlformats.org/drawingml/2006/main">
+              <a:graphicData uri="http://schemas.openxmlformats.org/drawingml/2006/picture">
+                <pic:pic xmlns:pic="http://schemas.openxmlformats.org/drawingml/2006/picture">
+                  <pic:nvPicPr>
+                    <pic:cNvPr id="1" name=""/>
+                    <pic:cNvPicPr/>
+                  </pic:nvPicPr>
+                  <pic:blipFill>
+                    <a:blip r:embed="rId22"/>
+                    <a:stretch>
+                      <a:fillRect/>
+                    </a:stretch>
+                  </pic:blipFill>
+                  <pic:spPr>
+                    <a:xfrm>
+                      <a:off x="0" y="0"/>
+                      <a:ext cx="2349621" cy="1009702"/>
+                    </a:xfrm>
+                    <a:prstGeom prst="rect">
+                      <a:avLst/>
+                    </a:prstGeom>
+                  </pic:spPr>
+                </pic:pic>
+              </a:graphicData>
+            </a:graphic>
+          </wp:inline>
+        </w:drawing>
+      </w:r>
+    </w:p>
+    <w:p>
+      <w:pPr>
+        <w:pStyle w:val="ListParagraph"/>
+        <w:ind w:left="1080"/>
+        <w:rPr>
+          <w:rFonts w:ascii="Times New Roman" w:hAnsi="Times New Roman" w:cs="Times New Roman"/>
+          <w:sz w:val="24"/>
+          <w:szCs w:val="24"/>
+          <w:lang w:val="id-ID"/>
+        </w:rPr>
+      </w:pPr>
+      <w:r>
+        <w:rPr>
+          <w:rFonts w:ascii="Times New Roman" w:hAnsi="Times New Roman" w:cs="Times New Roman"/>
+          <w:sz w:val="24"/>
+          <w:szCs w:val="24"/>
+          <w:lang w:val="id-ID"/>
+        </w:rPr>
+        <w:t>Mengubah repeat</w:t>
+      </w:r>
+    </w:p>
+    <w:p>
+      <w:pPr>
+        <w:pStyle w:val="ListParagraph"/>
+        <w:ind w:left="1080"/>
+        <w:rPr>
+          <w:rFonts w:ascii="Times New Roman" w:hAnsi="Times New Roman" w:cs="Times New Roman"/>
+          <w:sz w:val="24"/>
+          <w:szCs w:val="24"/>
+          <w:lang w:val="id-ID"/>
+        </w:rPr>
+      </w:pPr>
+      <w:r>
+        <w:rPr>
+          <w:rFonts w:ascii="Times New Roman" w:hAnsi="Times New Roman" w:cs="Times New Roman"/>
+          <w:sz w:val="24"/>
+          <w:szCs w:val="24"/>
+          <w:lang w:val="id-ID"/>
+        </w:rPr>
+        <w:drawing>
+          <wp:inline distT="0" distB="0" distL="0" distR="0" wp14:anchorId="36F59DA6" wp14:editId="307D35C3">
+            <wp:extent cx="3193065" cy="1212557"/>
+            <wp:effectExtent l="0" t="0" r="7620" b="6985"/>
+            <wp:docPr id="18" name="Picture 18"/>
+            <wp:cNvGraphicFramePr>
+              <a:graphicFrameLocks xmlns:a="http://schemas.openxmlformats.org/drawingml/2006/main" noChangeAspect="1"/>
+            </wp:cNvGraphicFramePr>
+            <a:graphic xmlns:a="http://schemas.openxmlformats.org/drawingml/2006/main">
+              <a:graphicData uri="http://schemas.openxmlformats.org/drawingml/2006/picture">
+                <pic:pic xmlns:pic="http://schemas.openxmlformats.org/drawingml/2006/picture">
+                  <pic:nvPicPr>
+                    <pic:cNvPr id="1" name=""/>
+                    <pic:cNvPicPr/>
+                  </pic:nvPicPr>
+                  <pic:blipFill>
+                    <a:blip r:embed="rId23"/>
+                    <a:stretch>
+                      <a:fillRect/>
+                    </a:stretch>
+                  </pic:blipFill>
+                  <pic:spPr>
+                    <a:xfrm>
+                      <a:off x="0" y="0"/>
+                      <a:ext cx="3199031" cy="1214823"/>
+                    </a:xfrm>
+                    <a:prstGeom prst="rect">
+                      <a:avLst/>
+                    </a:prstGeom>
+                  </pic:spPr>
+                </pic:pic>
+              </a:graphicData>
+            </a:graphic>
+          </wp:inline>
+        </w:drawing>
+      </w:r>
+    </w:p>
+    <w:p>
+      <w:pPr>
+        <w:pStyle w:val="ListParagraph"/>
+        <w:ind w:left="1080"/>
+        <w:rPr>
+          <w:rFonts w:ascii="Times New Roman" w:hAnsi="Times New Roman" w:cs="Times New Roman"/>
+          <w:sz w:val="24"/>
+          <w:szCs w:val="24"/>
+          <w:lang w:val="id-ID"/>
+        </w:rPr>
+      </w:pPr>
+    </w:p>
+    <w:p>
+      <w:pPr>
+        <w:pStyle w:val="ListParagraph"/>
+        <w:ind w:left="1080"/>
+        <w:rPr>
+          <w:rFonts w:ascii="Times New Roman" w:hAnsi="Times New Roman" w:cs="Times New Roman"/>
+          <w:sz w:val="24"/>
+          <w:szCs w:val="24"/>
+          <w:lang w:val="id-ID"/>
+        </w:rPr>
+      </w:pPr>
+    </w:p>
+    <w:p>
+      <w:pPr>
+        <w:pStyle w:val="ListParagraph"/>
+        <w:ind w:left="1080"/>
+        <w:rPr>
+          <w:rFonts w:ascii="Times New Roman" w:hAnsi="Times New Roman" w:cs="Times New Roman"/>
+          <w:sz w:val="24"/>
+          <w:szCs w:val="24"/>
+          <w:lang w:val="id-ID"/>
+        </w:rPr>
+      </w:pPr>
+    </w:p>
+    <w:p>
+      <w:pPr>
+        <w:pStyle w:val="ListParagraph"/>
+        <w:ind w:left="1080"/>
+        <w:rPr>
+          <w:rFonts w:ascii="Times New Roman" w:hAnsi="Times New Roman" w:cs="Times New Roman"/>
+          <w:sz w:val="24"/>
+          <w:szCs w:val="24"/>
+          <w:lang w:val="id-ID"/>
+        </w:rPr>
+      </w:pPr>
+    </w:p>
+    <w:p>
+      <w:pPr>
+        <w:pStyle w:val="ListParagraph"/>
+        <w:ind w:left="1080"/>
+        <w:rPr>
+          <w:rFonts w:ascii="Times New Roman" w:hAnsi="Times New Roman" w:cs="Times New Roman"/>
+          <w:sz w:val="24"/>
+          <w:szCs w:val="24"/>
+          <w:lang w:val="id-ID"/>
+        </w:rPr>
+      </w:pPr>
+    </w:p>
+    <w:p>
+      <w:pPr>
+        <w:pStyle w:val="ListParagraph"/>
+        <w:ind w:left="1080"/>
+        <w:rPr>
+          <w:rFonts w:ascii="Times New Roman" w:hAnsi="Times New Roman" w:cs="Times New Roman"/>
+          <w:sz w:val="24"/>
+          <w:szCs w:val="24"/>
+          <w:lang w:val="id-ID"/>
+        </w:rPr>
+      </w:pPr>
+    </w:p>
+    <w:p>
+      <w:pPr>
+        <w:pStyle w:val="ListParagraph"/>
+        <w:ind w:left="1080"/>
+        <w:rPr>
+          <w:rFonts w:ascii="Times New Roman" w:hAnsi="Times New Roman" w:cs="Times New Roman"/>
+          <w:sz w:val="24"/>
+          <w:szCs w:val="24"/>
+          <w:lang w:val="id-ID"/>
+        </w:rPr>
+      </w:pPr>
+    </w:p>
+    <w:p>
+      <w:pPr>
+        <w:pStyle w:val="ListParagraph"/>
+        <w:ind w:left="1080"/>
+        <w:rPr>
+          <w:rFonts w:ascii="Times New Roman" w:hAnsi="Times New Roman" w:cs="Times New Roman"/>
+          <w:sz w:val="24"/>
+          <w:szCs w:val="24"/>
+          <w:lang w:val="id-ID"/>
+        </w:rPr>
+      </w:pPr>
+      <w:r>
+        <w:rPr>
+          <w:rFonts w:ascii="Times New Roman" w:hAnsi="Times New Roman" w:cs="Times New Roman"/>
+          <w:sz w:val="24"/>
+          <w:szCs w:val="24"/>
+          <w:lang w:val="id-ID"/>
+        </w:rPr>
+        <w:lastRenderedPageBreak/>
+        <w:t>Tampilan</w:t>
+      </w:r>
+    </w:p>
+    <w:p>
+      <w:pPr>
+        <w:pStyle w:val="ListParagraph"/>
+        <w:ind w:left="1080"/>
+        <w:rPr>
+          <w:rFonts w:ascii="Times New Roman" w:hAnsi="Times New Roman" w:cs="Times New Roman"/>
+          <w:sz w:val="24"/>
+          <w:szCs w:val="24"/>
+          <w:lang w:val="id-ID"/>
+        </w:rPr>
+      </w:pPr>
+      <w:r>
+        <w:rPr>
+          <w:rFonts w:ascii="Times New Roman" w:hAnsi="Times New Roman" w:cs="Times New Roman"/>
+          <w:sz w:val="24"/>
+          <w:szCs w:val="24"/>
+          <w:lang w:val="id-ID"/>
+        </w:rPr>
+        <w:drawing>
+          <wp:inline distT="0" distB="0" distL="0" distR="0" wp14:anchorId="500444C8" wp14:editId="29D0CD8F">
+            <wp:extent cx="5144111" cy="2291767"/>
+            <wp:effectExtent l="0" t="0" r="0" b="0"/>
+            <wp:docPr id="17" name="Picture 17"/>
+            <wp:cNvGraphicFramePr>
+              <a:graphicFrameLocks xmlns:a="http://schemas.openxmlformats.org/drawingml/2006/main" noChangeAspect="1"/>
+            </wp:cNvGraphicFramePr>
+            <a:graphic xmlns:a="http://schemas.openxmlformats.org/drawingml/2006/main">
+              <a:graphicData uri="http://schemas.openxmlformats.org/drawingml/2006/picture">
+                <pic:pic xmlns:pic="http://schemas.openxmlformats.org/drawingml/2006/picture">
+                  <pic:nvPicPr>
+                    <pic:cNvPr id="1" name=""/>
+                    <pic:cNvPicPr/>
+                  </pic:nvPicPr>
+                  <pic:blipFill>
+                    <a:blip r:embed="rId24"/>
+                    <a:stretch>
+                      <a:fillRect/>
+                    </a:stretch>
+                  </pic:blipFill>
+                  <pic:spPr>
+                    <a:xfrm>
+                      <a:off x="0" y="0"/>
+                      <a:ext cx="5146670" cy="2292907"/>
+                    </a:xfrm>
+                    <a:prstGeom prst="rect">
+                      <a:avLst/>
+                    </a:prstGeom>
+                  </pic:spPr>
+                </pic:pic>
+              </a:graphicData>
+            </a:graphic>
+          </wp:inline>
+        </w:drawing>
+      </w:r>
+    </w:p>
+    <w:p>
+      <w:pPr>
+        <w:pStyle w:val="ListParagraph"/>
+        <w:ind w:left="1080"/>
+        <w:rPr>
+          <w:rFonts w:ascii="Times New Roman" w:hAnsi="Times New Roman" w:cs="Times New Roman"/>
+          <w:sz w:val="24"/>
+          <w:szCs w:val="24"/>
+          <w:lang w:val="id-ID"/>
+        </w:rPr>
+      </w:pPr>
+    </w:p>
+    <w:p>
+      <w:pPr>
+        <w:pStyle w:val="ListParagraph"/>
+        <w:numPr>
+          <w:ilvl w:val="0"/>
+          <w:numId w:val="12"/>
+        </w:numPr>
+        <w:rPr>
+          <w:rFonts w:ascii="Times New Roman" w:hAnsi="Times New Roman" w:cs="Times New Roman"/>
+          <w:sz w:val="24"/>
+          <w:szCs w:val="24"/>
+          <w:lang w:val="id-ID"/>
+        </w:rPr>
+      </w:pPr>
+      <w:r>
+        <w:rPr>
+          <w:rFonts w:ascii="Times New Roman" w:hAnsi="Times New Roman" w:cs="Times New Roman"/>
+          <w:b/>
+          <w:bCs/>
+          <w:sz w:val="24"/>
+          <w:szCs w:val="24"/>
+          <w:lang w:val="id-ID"/>
+        </w:rPr>
+        <w:t>Buat tombol ketiga di tabel</w:t>
+      </w:r>
+      <w:r>
+        <w:rPr>
+          <w:rFonts w:ascii="Times New Roman" w:hAnsi="Times New Roman" w:cs="Times New Roman"/>
+          <w:sz w:val="24"/>
+          <w:szCs w:val="24"/>
+          <w:lang w:val="id-ID"/>
+        </w:rPr>
+        <w:t> — tambahkan tombol "Detail" di antara Edit dan Hapus pada buku/list.html, lalu amati apakah warnanya sesuai harapan (ingat catatan di </w:t>
+      </w:r>
+      <w:hyperlink r:id="rId25" w:anchor="76-tombol-aksi-edit--hapus" w:history="1">
+        <w:r>
+          <w:rPr>
+            <w:rFonts w:ascii="Times New Roman" w:hAnsi="Times New Roman" w:cs="Times New Roman"/>
+            <w:sz w:val="24"/>
+            <w:szCs w:val="24"/>
+            <w:lang w:val="id-ID"/>
+          </w:rPr>
+          <w:t>bab 7 §7.6</w:t>
+        </w:r>
+      </w:hyperlink>
+      <w:r>
+        <w:rPr>
+          <w:rFonts w:ascii="Times New Roman" w:hAnsi="Times New Roman" w:cs="Times New Roman"/>
+          <w:sz w:val="24"/>
+          <w:szCs w:val="24"/>
+          <w:lang w:val="id-ID"/>
+        </w:rPr>
+        <w:t> tentang :first-of-type/:last-of-type yang berbasis posisi, bukan makna). Coba perbaiki dengan memberi class khusus jika warnanya tidak sesuai.</w:t>
+      </w:r>
+    </w:p>
+    <w:p>
+      <w:pPr>
+        <w:pStyle w:val="ListParagraph"/>
+        <w:ind w:left="1080"/>
+        <w:rPr>
+          <w:rFonts w:ascii="Times New Roman" w:hAnsi="Times New Roman" w:cs="Times New Roman"/>
+          <w:sz w:val="24"/>
+          <w:szCs w:val="24"/>
+          <w:lang w:val="id-ID"/>
+        </w:rPr>
+      </w:pPr>
+    </w:p>
+    <w:p>
+      <w:pPr>
+        <w:pStyle w:val="ListParagraph"/>
+        <w:ind w:left="1080"/>
+        <w:rPr>
+          <w:rFonts w:ascii="Times New Roman" w:hAnsi="Times New Roman" w:cs="Times New Roman"/>
+          <w:sz w:val="24"/>
+          <w:szCs w:val="24"/>
+          <w:lang w:val="id-ID"/>
+        </w:rPr>
+      </w:pPr>
+      <w:r>
+        <w:rPr>
+          <w:rFonts w:ascii="Times New Roman" w:hAnsi="Times New Roman" w:cs="Times New Roman"/>
+          <w:sz w:val="24"/>
+          <w:szCs w:val="24"/>
+          <w:lang w:val="id-ID"/>
+        </w:rPr>
+        <w:t>Jawab</w:t>
+      </w:r>
+    </w:p>
+    <w:p>
+      <w:pPr>
+        <w:pStyle w:val="ListParagraph"/>
+        <w:ind w:left="1080"/>
+        <w:rPr>
+          <w:rFonts w:ascii="Times New Roman" w:hAnsi="Times New Roman" w:cs="Times New Roman"/>
+          <w:sz w:val="24"/>
+          <w:szCs w:val="24"/>
+          <w:lang w:val="id-ID"/>
+        </w:rPr>
+      </w:pPr>
+      <w:r>
+        <w:rPr>
+          <w:rFonts w:ascii="Times New Roman" w:hAnsi="Times New Roman" w:cs="Times New Roman"/>
+          <w:sz w:val="24"/>
+          <w:szCs w:val="24"/>
+          <w:lang w:val="id-ID"/>
+        </w:rPr>
+        <w:t>Menambahkan tombol Detail</w:t>
+      </w:r>
+    </w:p>
+    <w:p>
+      <w:pPr>
+        <w:pStyle w:val="ListParagraph"/>
+        <w:ind w:left="1080"/>
+        <w:rPr>
+          <w:rFonts w:ascii="Times New Roman" w:hAnsi="Times New Roman" w:cs="Times New Roman"/>
+          <w:sz w:val="24"/>
+          <w:szCs w:val="24"/>
+          <w:lang w:val="id-ID"/>
+        </w:rPr>
+      </w:pPr>
+      <w:r>
+        <w:rPr>
+          <w:rFonts w:ascii="Times New Roman" w:hAnsi="Times New Roman" w:cs="Times New Roman"/>
+          <w:sz w:val="24"/>
+          <w:szCs w:val="24"/>
+          <w:lang w:val="id-ID"/>
+        </w:rPr>
+        <w:drawing>
+          <wp:inline distT="0" distB="0" distL="0" distR="0" wp14:anchorId="7C975321" wp14:editId="545D13B8">
+            <wp:extent cx="2895749" cy="704886"/>
+            <wp:effectExtent l="0" t="0" r="0" b="0"/>
+            <wp:docPr id="19" name="Picture 19"/>
+            <wp:cNvGraphicFramePr>
+              <a:graphicFrameLocks xmlns:a="http://schemas.openxmlformats.org/drawingml/2006/main" noChangeAspect="1"/>
+            </wp:cNvGraphicFramePr>
+            <a:graphic xmlns:a="http://schemas.openxmlformats.org/drawingml/2006/main">
+              <a:graphicData uri="http://schemas.openxmlformats.org/drawingml/2006/picture">
+                <pic:pic xmlns:pic="http://schemas.openxmlformats.org/drawingml/2006/picture">
+                  <pic:nvPicPr>
+                    <pic:cNvPr id="1" name=""/>
+                    <pic:cNvPicPr/>
+                  </pic:nvPicPr>
+                  <pic:blipFill>
+                    <a:blip r:embed="rId26"/>
+                    <a:stretch>
+                      <a:fillRect/>
+                    </a:stretch>
+                  </pic:blipFill>
+                  <pic:spPr>
+                    <a:xfrm>
+                      <a:off x="0" y="0"/>
+                      <a:ext cx="2895749" cy="704886"/>
+                    </a:xfrm>
+                    <a:prstGeom prst="rect">
+                      <a:avLst/>
+                    </a:prstGeom>
+                  </pic:spPr>
+                </pic:pic>
+              </a:graphicData>
+            </a:graphic>
+          </wp:inline>
+        </w:drawing>
+      </w:r>
+    </w:p>
+    <w:p>
+      <w:pPr>
+        <w:pStyle w:val="ListParagraph"/>
+        <w:ind w:left="1080"/>
+        <w:rPr>
+          <w:rFonts w:ascii="Times New Roman" w:hAnsi="Times New Roman" w:cs="Times New Roman"/>
+          <w:sz w:val="24"/>
+          <w:szCs w:val="24"/>
+          <w:lang w:val="id-ID"/>
+        </w:rPr>
+      </w:pPr>
+    </w:p>
+    <w:p>
+      <w:pPr>
+        <w:pStyle w:val="ListParagraph"/>
+        <w:ind w:left="1080"/>
+        <w:rPr>
+          <w:rFonts w:ascii="Times New Roman" w:hAnsi="Times New Roman" w:cs="Times New Roman"/>
+          <w:sz w:val="24"/>
+          <w:szCs w:val="24"/>
+          <w:lang w:val="id-ID"/>
+        </w:rPr>
+      </w:pPr>
+      <w:r>
+        <w:rPr>
+          <w:rFonts w:ascii="Times New Roman" w:hAnsi="Times New Roman" w:cs="Times New Roman"/>
+          <w:sz w:val="24"/>
+          <w:szCs w:val="24"/>
+          <w:lang w:val="id-ID"/>
+        </w:rPr>
+        <w:t>Tampilan</w:t>
+      </w:r>
+    </w:p>
+    <w:p>
+      <w:pPr>
+        <w:pStyle w:val="ListParagraph"/>
+        <w:ind w:left="1080"/>
+        <w:rPr>
+          <w:rFonts w:ascii="Times New Roman" w:hAnsi="Times New Roman" w:cs="Times New Roman"/>
+          <w:sz w:val="24"/>
+          <w:szCs w:val="24"/>
+          <w:lang w:val="id-ID"/>
+        </w:rPr>
+      </w:pPr>
+      <w:r>
+        <w:rPr>
+          <w:rFonts w:ascii="Times New Roman" w:hAnsi="Times New Roman" w:cs="Times New Roman"/>
+          <w:sz w:val="24"/>
+          <w:szCs w:val="24"/>
+          <w:lang w:val="id-ID"/>
+        </w:rPr>
+        <w:drawing>
+          <wp:inline distT="0" distB="0" distL="0" distR="0" wp14:anchorId="2E8EDE84" wp14:editId="78D3ABF7">
+            <wp:extent cx="5943600" cy="2450465"/>
+            <wp:effectExtent l="0" t="0" r="0" b="6985"/>
+            <wp:docPr id="20" name="Picture 20"/>
+            <wp:cNvGraphicFramePr>
+              <a:graphicFrameLocks xmlns:a="http://schemas.openxmlformats.org/drawingml/2006/main" noChangeAspect="1"/>
+            </wp:cNvGraphicFramePr>
+            <a:graphic xmlns:a="http://schemas.openxmlformats.org/drawingml/2006/main">
+              <a:graphicData uri="http://schemas.openxmlformats.org/drawingml/2006/picture">
+                <pic:pic xmlns:pic="http://schemas.openxmlformats.org/drawingml/2006/picture">
+                  <pic:nvPicPr>
+                    <pic:cNvPr id="1" name=""/>
+                    <pic:cNvPicPr/>
+                  </pic:nvPicPr>
+                  <pic:blipFill>
+                    <a:blip r:embed="rId27"/>
+                    <a:stretch>
+                      <a:fillRect/>
+                    </a:stretch>
+                  </pic:blipFill>
+                  <pic:spPr>
+                    <a:xfrm>
+                      <a:off x="0" y="0"/>
+                      <a:ext cx="5943600" cy="2450465"/>
+                    </a:xfrm>
+                    <a:prstGeom prst="rect">
+                      <a:avLst/>
+                    </a:prstGeom>
+                  </pic:spPr>
+                </pic:pic>
+              </a:graphicData>
+            </a:graphic>
+          </wp:inline>
+        </w:drawing>
+      </w:r>
+    </w:p>
+    <w:p>
+      <w:pPr>
+        <w:pStyle w:val="ListParagraph"/>
+        <w:ind w:left="1080"/>
+        <w:rPr>
+          <w:rFonts w:ascii="Times New Roman" w:hAnsi="Times New Roman" w:cs="Times New Roman"/>
+          <w:sz w:val="24"/>
+          <w:szCs w:val="24"/>
+          <w:lang w:val="id-ID"/>
+        </w:rPr>
+      </w:pPr>
+    </w:p>
+    <w:p>
+      <w:pPr>
+        <w:pStyle w:val="ListParagraph"/>
+        <w:ind w:left="1080"/>
+        <w:rPr>
+          <w:rFonts w:ascii="Times New Roman" w:hAnsi="Times New Roman" w:cs="Times New Roman"/>
+          <w:sz w:val="24"/>
+          <w:szCs w:val="24"/>
+          <w:lang w:val="id-ID"/>
+        </w:rPr>
+      </w:pPr>
+    </w:p>
+    <w:p>
+      <w:pPr>
+        <w:pStyle w:val="ListParagraph"/>
+        <w:ind w:left="1080"/>
+        <w:rPr>
+          <w:rFonts w:ascii="Times New Roman" w:hAnsi="Times New Roman" w:cs="Times New Roman"/>
+          <w:sz w:val="24"/>
+          <w:szCs w:val="24"/>
+          <w:lang w:val="id-ID"/>
+        </w:rPr>
+      </w:pPr>
+    </w:p>
+    <w:p>
+      <w:pPr>
+        <w:pStyle w:val="ListParagraph"/>
+        <w:ind w:left="1080"/>
+        <w:rPr>
+          <w:rFonts w:ascii="Times New Roman" w:hAnsi="Times New Roman" w:cs="Times New Roman"/>
+          <w:sz w:val="24"/>
+          <w:szCs w:val="24"/>
+          <w:lang w:val="id-ID"/>
+        </w:rPr>
+      </w:pPr>
+      <w:r>
+        <w:rPr>
+          <w:rFonts w:ascii="Times New Roman" w:hAnsi="Times New Roman" w:cs="Times New Roman"/>
+          <w:sz w:val="24"/>
+          <w:szCs w:val="24"/>
+          <w:lang w:val="id-ID"/>
+        </w:rPr>
+        <w:lastRenderedPageBreak/>
+        <w:t>Memberi warna dan class khusus</w:t>
+      </w:r>
+    </w:p>
+    <w:p>
+      <w:pPr>
+        <w:pStyle w:val="ListParagraph"/>
+        <w:numPr>
+          <w:ilvl w:val="0"/>
+          <w:numId w:val="18"/>
+        </w:numPr>
+        <w:rPr>
+          <w:rFonts w:ascii="Times New Roman" w:hAnsi="Times New Roman" w:cs="Times New Roman"/>
+          <w:sz w:val="24"/>
+          <w:szCs w:val="24"/>
+          <w:lang w:val="id-ID"/>
+        </w:rPr>
+      </w:pPr>
+      <w:r>
+        <w:rPr>
+          <w:rFonts w:ascii="Times New Roman" w:hAnsi="Times New Roman" w:cs="Times New Roman"/>
+          <w:sz w:val="24"/>
+          <w:szCs w:val="24"/>
+          <w:lang w:val="id-ID"/>
+        </w:rPr>
+        <w:t>Menambah class di file html</w:t>
+      </w:r>
+    </w:p>
+    <w:p>
+      <w:pPr>
+        <w:pStyle w:val="ListParagraph"/>
+        <w:ind w:left="1440"/>
+        <w:rPr>
+          <w:lang w:val="id-ID"/>
+        </w:rPr>
+      </w:pPr>
+      <w:r>
+        <w:drawing>
+          <wp:inline distT="0" distB="0" distL="0" distR="0" wp14:anchorId="7970D9E4" wp14:editId="79640A11">
+            <wp:extent cx="4534133" cy="914447"/>
+            <wp:effectExtent l="0" t="0" r="0" b="0"/>
+            <wp:docPr id="22" name="Picture 22"/>
+            <wp:cNvGraphicFramePr>
+              <a:graphicFrameLocks xmlns:a="http://schemas.openxmlformats.org/drawingml/2006/main" noChangeAspect="1"/>
+            </wp:cNvGraphicFramePr>
+            <a:graphic xmlns:a="http://schemas.openxmlformats.org/drawingml/2006/main">
+              <a:graphicData uri="http://schemas.openxmlformats.org/drawingml/2006/picture">
+                <pic:pic xmlns:pic="http://schemas.openxmlformats.org/drawingml/2006/picture">
+                  <pic:nvPicPr>
+                    <pic:cNvPr id="1" name=""/>
+                    <pic:cNvPicPr/>
+                  </pic:nvPicPr>
+                  <pic:blipFill>
+                    <a:blip r:embed="rId28"/>
+                    <a:stretch>
+                      <a:fillRect/>
+                    </a:stretch>
+                  </pic:blipFill>
+                  <pic:spPr>
+                    <a:xfrm>
+                      <a:off x="0" y="0"/>
+                      <a:ext cx="4534133" cy="914447"/>
+                    </a:xfrm>
+                    <a:prstGeom prst="rect">
+                      <a:avLst/>
+                    </a:prstGeom>
+                  </pic:spPr>
+                </pic:pic>
+              </a:graphicData>
+            </a:graphic>
+          </wp:inline>
+        </w:drawing>
+      </w:r>
+      <w:r>
+        <w:rPr>
+          <w:lang w:val="id-ID"/>
+        </w:rPr>
+        <w:t xml:space="preserve"> </w:t>
+      </w:r>
+      <w:r>
+        <w:rPr>
+          <w:lang w:val="id-ID"/>
+        </w:rPr>
+        <w:tab/>
+      </w:r>
+    </w:p>
+    <w:p>
+      <w:pPr>
+        <w:pStyle w:val="ListParagraph"/>
+        <w:ind w:left="1440"/>
+        <w:rPr>
+          <w:lang w:val="id-ID"/>
+        </w:rPr>
+      </w:pPr>
+    </w:p>
+    <w:p>
+      <w:pPr>
+        <w:pStyle w:val="ListParagraph"/>
+        <w:numPr>
+          <w:ilvl w:val="0"/>
+          <w:numId w:val="18"/>
+        </w:numPr>
+        <w:rPr>
+          <w:rFonts w:ascii="Times New Roman" w:hAnsi="Times New Roman" w:cs="Times New Roman"/>
+          <w:sz w:val="24"/>
+          <w:szCs w:val="24"/>
+          <w:lang w:val="id-ID"/>
+        </w:rPr>
+      </w:pPr>
+      <w:r>
+        <w:rPr>
+          <w:rFonts w:ascii="Times New Roman" w:hAnsi="Times New Roman" w:cs="Times New Roman"/>
+          <w:sz w:val="24"/>
+          <w:szCs w:val="24"/>
+          <w:lang w:val="id-ID"/>
+        </w:rPr>
+        <w:t>Menambah class di file css</w:t>
+      </w:r>
+    </w:p>
+    <w:p>
+      <w:pPr>
+        <w:pStyle w:val="ListParagraph"/>
+        <w:ind w:left="1440"/>
+        <w:rPr>
+          <w:rFonts w:ascii="Times New Roman" w:hAnsi="Times New Roman" w:cs="Times New Roman"/>
+          <w:sz w:val="24"/>
+          <w:szCs w:val="24"/>
+          <w:lang w:val="id-ID"/>
+        </w:rPr>
+      </w:pPr>
+      <w:r>
+        <w:rPr>
+          <w:rFonts w:ascii="Times New Roman" w:hAnsi="Times New Roman" w:cs="Times New Roman"/>
+          <w:sz w:val="24"/>
+          <w:szCs w:val="24"/>
+          <w:lang w:val="id-ID"/>
+        </w:rPr>
+        <w:drawing>
+          <wp:inline distT="0" distB="0" distL="0" distR="0" wp14:anchorId="28A07A51" wp14:editId="2F814BE5">
+            <wp:extent cx="2609984" cy="2197213"/>
+            <wp:effectExtent l="0" t="0" r="0" b="0"/>
+            <wp:docPr id="23" name="Picture 23"/>
+            <wp:cNvGraphicFramePr>
+              <a:graphicFrameLocks xmlns:a="http://schemas.openxmlformats.org/drawingml/2006/main" noChangeAspect="1"/>
+            </wp:cNvGraphicFramePr>
+            <a:graphic xmlns:a="http://schemas.openxmlformats.org/drawingml/2006/main">
+              <a:graphicData uri="http://schemas.openxmlformats.org/drawingml/2006/picture">
+                <pic:pic xmlns:pic="http://schemas.openxmlformats.org/drawingml/2006/picture">
+                  <pic:nvPicPr>
+                    <pic:cNvPr id="1" name=""/>
+                    <pic:cNvPicPr/>
+                  </pic:nvPicPr>
+                  <pic:blipFill>
+                    <a:blip r:embed="rId29"/>
+                    <a:stretch>
+                      <a:fillRect/>
+                    </a:stretch>
+                  </pic:blipFill>
+                  <pic:spPr>
+                    <a:xfrm>
+                      <a:off x="0" y="0"/>
+                      <a:ext cx="2609984" cy="2197213"/>
+                    </a:xfrm>
+                    <a:prstGeom prst="rect">
+                      <a:avLst/>
+                    </a:prstGeom>
+                  </pic:spPr>
+                </pic:pic>
+              </a:graphicData>
+            </a:graphic>
+          </wp:inline>
+        </w:drawing>
+      </w:r>
+    </w:p>
+    <w:p>
+      <w:pPr>
+        <w:pStyle w:val="ListParagraph"/>
+        <w:ind w:left="1440"/>
+        <w:rPr>
+          <w:rFonts w:ascii="Times New Roman" w:hAnsi="Times New Roman" w:cs="Times New Roman"/>
+          <w:sz w:val="24"/>
+          <w:szCs w:val="24"/>
+          <w:lang w:val="id-ID"/>
+        </w:rPr>
+      </w:pPr>
+    </w:p>
+    <w:p>
+      <w:pPr>
+        <w:pStyle w:val="ListParagraph"/>
+        <w:ind w:left="1080"/>
+        <w:rPr>
+          <w:rFonts w:ascii="Times New Roman" w:hAnsi="Times New Roman" w:cs="Times New Roman"/>
+          <w:sz w:val="24"/>
+          <w:szCs w:val="24"/>
+          <w:lang w:val="id-ID"/>
+        </w:rPr>
+      </w:pPr>
+    </w:p>
+    <w:p>
+      <w:pPr>
+        <w:pStyle w:val="ListParagraph"/>
+        <w:ind w:left="1080"/>
+        <w:rPr>
+          <w:rFonts w:ascii="Times New Roman" w:hAnsi="Times New Roman" w:cs="Times New Roman"/>
+          <w:sz w:val="24"/>
+          <w:szCs w:val="24"/>
+          <w:lang w:val="id-ID"/>
+        </w:rPr>
+      </w:pPr>
+      <w:r>
+        <w:rPr>
+          <w:rFonts w:ascii="Times New Roman" w:hAnsi="Times New Roman" w:cs="Times New Roman"/>
+          <w:sz w:val="24"/>
+          <w:szCs w:val="24"/>
+          <w:lang w:val="id-ID"/>
+        </w:rPr>
+        <w:t>Tampilan web</w:t>
+      </w:r>
+    </w:p>
+    <w:p>
+      <w:pPr>
+        <w:pStyle w:val="ListParagraph"/>
+        <w:ind w:left="1080"/>
+        <w:rPr>
+          <w:rFonts w:ascii="Times New Roman" w:hAnsi="Times New Roman" w:cs="Times New Roman"/>
+          <w:sz w:val="24"/>
+          <w:szCs w:val="24"/>
+          <w:lang w:val="id-ID"/>
+        </w:rPr>
+      </w:pPr>
+      <w:r>
+        <w:rPr>
+          <w:rFonts w:ascii="Times New Roman" w:hAnsi="Times New Roman" w:cs="Times New Roman"/>
+          <w:sz w:val="24"/>
+          <w:szCs w:val="24"/>
+          <w:lang w:val="id-ID"/>
+        </w:rPr>
+        <w:drawing>
+          <wp:inline distT="0" distB="0" distL="0" distR="0" wp14:anchorId="3CCA5ECD" wp14:editId="07F62494">
+            <wp:extent cx="5943600" cy="2529840"/>
+            <wp:effectExtent l="0" t="0" r="0" b="3810"/>
+            <wp:docPr id="21" name="Picture 21"/>
+            <wp:cNvGraphicFramePr>
+              <a:graphicFrameLocks xmlns:a="http://schemas.openxmlformats.org/drawingml/2006/main" noChangeAspect="1"/>
+            </wp:cNvGraphicFramePr>
+            <a:graphic xmlns:a="http://schemas.openxmlformats.org/drawingml/2006/main">
+              <a:graphicData uri="http://schemas.openxmlformats.org/drawingml/2006/picture">
+                <pic:pic xmlns:pic="http://schemas.openxmlformats.org/drawingml/2006/picture">
+                  <pic:nvPicPr>
+                    <pic:cNvPr id="1" name=""/>
+                    <pic:cNvPicPr/>
+                  </pic:nvPicPr>
+                  <pic:blipFill>
+                    <a:blip r:embed="rId30"/>
+                    <a:stretch>
+                      <a:fillRect/>
+                    </a:stretch>
+                  </pic:blipFill>
+                  <pic:spPr>
+                    <a:xfrm>
+                      <a:off x="0" y="0"/>
+                      <a:ext cx="5943600" cy="2529840"/>
+                    </a:xfrm>
+                    <a:prstGeom prst="rect">
+                      <a:avLst/>
+                    </a:prstGeom>
+                  </pic:spPr>
+                </pic:pic>
+              </a:graphicData>
+            </a:graphic>
+          </wp:inline>
+        </w:drawing>
+      </w:r>
+    </w:p>
+    <w:p>
+      <w:pPr>
+        <w:pStyle w:val="ListParagraph"/>
+        <w:ind w:left="1080"/>
+        <w:rPr>
+          <w:rFonts w:ascii="Times New Roman" w:hAnsi="Times New Roman" w:cs="Times New Roman"/>
+          <w:sz w:val="24"/>
+          <w:szCs w:val="24"/>
+          <w:lang w:val="id-ID"/>
+        </w:rPr>
+      </w:pPr>
+    </w:p>
+    <w:p>
+      <w:pPr>
+        <w:pStyle w:val="ListParagraph"/>
+        <w:ind w:left="1080"/>
+        <w:rPr>
+          <w:rFonts w:ascii="Times New Roman" w:hAnsi="Times New Roman" w:cs="Times New Roman"/>
+          <w:sz w:val="24"/>
+          <w:szCs w:val="24"/>
+          <w:lang w:val="id-ID"/>
+        </w:rPr>
+      </w:pPr>
+    </w:p>
+    <w:p>
+      <w:pPr>
+        <w:pStyle w:val="ListParagraph"/>
+        <w:ind w:left="1080"/>
+        <w:rPr>
+          <w:rFonts w:ascii="Times New Roman" w:hAnsi="Times New Roman" w:cs="Times New Roman"/>
+          <w:sz w:val="24"/>
+          <w:szCs w:val="24"/>
+          <w:lang w:val="id-ID"/>
+        </w:rPr>
+      </w:pPr>
+    </w:p>
+    <w:p>
+      <w:pPr>
+        <w:pStyle w:val="ListParagraph"/>
+        <w:ind w:left="1080"/>
+        <w:rPr>
+          <w:rFonts w:ascii="Times New Roman" w:hAnsi="Times New Roman" w:cs="Times New Roman"/>
+          <w:sz w:val="24"/>
+          <w:szCs w:val="24"/>
+          <w:lang w:val="id-ID"/>
+        </w:rPr>
+      </w:pPr>
+    </w:p>
+    <w:p>
+      <w:pPr>
+        <w:pStyle w:val="ListParagraph"/>
+        <w:numPr>
+          <w:ilvl w:val="0"/>
+          <w:numId w:val="12"/>
+        </w:numPr>
+        <w:rPr>
+          <w:rFonts w:ascii="Times New Roman" w:hAnsi="Times New Roman" w:cs="Times New Roman"/>
+          <w:sz w:val="24"/>
+          <w:szCs w:val="24"/>
+          <w:lang w:val="id-ID"/>
+        </w:rPr>
+      </w:pPr>
+      <w:r>
+        <w:rPr>
+          <w:rFonts w:ascii="Times New Roman" w:hAnsi="Times New Roman" w:cs="Times New Roman"/>
+          <w:sz w:val="24"/>
+          <w:szCs w:val="24"/>
+          <w:lang w:val="id-ID"/>
+        </w:rPr>
+        <w:lastRenderedPageBreak/>
+        <w:t>Uji responsivitas sederhana — perkecil lebar jendela browser secara bertahap sampai sangat sempit (seperti lebar HP), amati kapan flex-wrap: wrap pada navbar mulai memindahkan menu ke baris baru.</w:t>
+      </w:r>
+    </w:p>
+    <w:p>
+      <w:pPr>
+        <w:pStyle w:val="ListParagraph"/>
+        <w:ind w:left="1080"/>
+        <w:rPr>
+          <w:rFonts w:ascii="Times New Roman" w:hAnsi="Times New Roman" w:cs="Times New Roman"/>
+          <w:sz w:val="24"/>
+          <w:szCs w:val="24"/>
+          <w:lang w:val="id-ID"/>
+        </w:rPr>
+      </w:pPr>
+    </w:p>
+    <w:p>
+      <w:pPr>
+        <w:pStyle w:val="ListParagraph"/>
+        <w:ind w:left="1080"/>
+        <w:rPr>
+          <w:rFonts w:ascii="Times New Roman" w:hAnsi="Times New Roman" w:cs="Times New Roman"/>
+          <w:sz w:val="24"/>
+          <w:szCs w:val="24"/>
+          <w:lang w:val="id-ID"/>
+        </w:rPr>
+      </w:pPr>
+      <w:r>
+        <w:rPr>
+          <w:rFonts w:ascii="Times New Roman" w:hAnsi="Times New Roman" w:cs="Times New Roman"/>
+          <w:sz w:val="24"/>
+          <w:szCs w:val="24"/>
+          <w:lang w:val="id-ID"/>
+        </w:rPr>
+        <w:t xml:space="preserve">Jawab </w:t>
+      </w:r>
+    </w:p>
+    <w:p>
+      <w:pPr>
+        <w:pStyle w:val="ListParagraph"/>
+        <w:ind w:left="1080"/>
+        <w:rPr>
+          <w:rFonts w:ascii="Times New Roman" w:hAnsi="Times New Roman" w:cs="Times New Roman"/>
+          <w:sz w:val="24"/>
+          <w:szCs w:val="24"/>
+          <w:lang w:val="id-ID"/>
+        </w:rPr>
+      </w:pPr>
+      <w:r>
+        <w:rPr>
+          <w:rFonts w:ascii="Times New Roman" w:hAnsi="Times New Roman" w:cs="Times New Roman"/>
+          <w:sz w:val="24"/>
+          <w:szCs w:val="24"/>
+          <w:lang w:val="id-ID"/>
+        </w:rPr>
+        <w:t>sebelum</w:t>
+      </w:r>
+    </w:p>
+    <w:p>
+      <w:pPr>
+        <w:pStyle w:val="ListParagraph"/>
+        <w:ind w:left="1080"/>
+        <w:rPr>
+          <w:rFonts w:ascii="Times New Roman" w:hAnsi="Times New Roman" w:cs="Times New Roman"/>
+          <w:sz w:val="24"/>
+          <w:szCs w:val="24"/>
+          <w:lang w:val="id-ID"/>
+        </w:rPr>
+      </w:pPr>
+      <w:r>
+        <w:rPr>
+          <w:rFonts w:ascii="Times New Roman" w:hAnsi="Times New Roman" w:cs="Times New Roman"/>
+          <w:sz w:val="24"/>
+          <w:szCs w:val="24"/>
+          <w:lang w:val="id-ID"/>
+        </w:rPr>
+        <w:drawing>
+          <wp:inline distT="0" distB="0" distL="0" distR="0" wp14:anchorId="79EF8D2D" wp14:editId="7607FF31">
+            <wp:extent cx="4781796" cy="2914800"/>
+            <wp:effectExtent l="0" t="0" r="0" b="0"/>
+            <wp:docPr id="24" name="Picture 24"/>
+            <wp:cNvGraphicFramePr>
+              <a:graphicFrameLocks xmlns:a="http://schemas.openxmlformats.org/drawingml/2006/main" noChangeAspect="1"/>
+            </wp:cNvGraphicFramePr>
+            <a:graphic xmlns:a="http://schemas.openxmlformats.org/drawingml/2006/main">
+              <a:graphicData uri="http://schemas.openxmlformats.org/drawingml/2006/picture">
+                <pic:pic xmlns:pic="http://schemas.openxmlformats.org/drawingml/2006/picture">
+                  <pic:nvPicPr>
+                    <pic:cNvPr id="1" name=""/>
+                    <pic:cNvPicPr/>
+                  </pic:nvPicPr>
+                  <pic:blipFill>
+                    <a:blip r:embed="rId31"/>
+                    <a:stretch>
+                      <a:fillRect/>
+                    </a:stretch>
+                  </pic:blipFill>
+                  <pic:spPr>
+                    <a:xfrm>
+                      <a:off x="0" y="0"/>
+                      <a:ext cx="4781796" cy="2914800"/>
+                    </a:xfrm>
+                    <a:prstGeom prst="rect">
+                      <a:avLst/>
+                    </a:prstGeom>
+                  </pic:spPr>
+                </pic:pic>
+              </a:graphicData>
+            </a:graphic>
+          </wp:inline>
+        </w:drawing>
+      </w:r>
+    </w:p>
+    <w:p>
+      <w:pPr>
+        <w:pStyle w:val="ListParagraph"/>
+        <w:ind w:left="1080"/>
+        <w:rPr>
+          <w:rFonts w:ascii="Times New Roman" w:hAnsi="Times New Roman" w:cs="Times New Roman"/>
+          <w:sz w:val="24"/>
+          <w:szCs w:val="24"/>
+          <w:lang w:val="id-ID"/>
+        </w:rPr>
+      </w:pPr>
+    </w:p>
+    <w:p>
+      <w:pPr>
+        <w:pStyle w:val="ListParagraph"/>
+        <w:ind w:left="1080"/>
+        <w:rPr>
+          <w:rFonts w:ascii="Times New Roman" w:hAnsi="Times New Roman" w:cs="Times New Roman"/>
+          <w:sz w:val="24"/>
+          <w:szCs w:val="24"/>
+          <w:lang w:val="id-ID"/>
+        </w:rPr>
+      </w:pPr>
+      <w:r>
+        <w:rPr>
+          <w:rFonts w:ascii="Times New Roman" w:hAnsi="Times New Roman" w:cs="Times New Roman"/>
+          <w:sz w:val="24"/>
+          <w:szCs w:val="24"/>
+          <w:lang w:val="id-ID"/>
+        </w:rPr>
+        <w:t>Sesudah</w:t>
+      </w:r>
+    </w:p>
+    <w:p>
+      <w:pPr>
+        <w:pStyle w:val="ListParagraph"/>
+        <w:ind w:left="1080"/>
+        <w:rPr>
+          <w:rFonts w:ascii="Times New Roman" w:hAnsi="Times New Roman" w:cs="Times New Roman"/>
+          <w:sz w:val="24"/>
+          <w:szCs w:val="24"/>
+          <w:lang w:val="id-ID"/>
+        </w:rPr>
+      </w:pPr>
+      <w:r>
+        <w:rPr>
+          <w:rFonts w:ascii="Times New Roman" w:hAnsi="Times New Roman" w:cs="Times New Roman"/>
+          <w:sz w:val="24"/>
+          <w:szCs w:val="24"/>
+          <w:lang w:val="id-ID"/>
+        </w:rPr>
+        <w:drawing>
+          <wp:inline distT="0" distB="0" distL="0" distR="0" wp14:anchorId="4BBF4730" wp14:editId="041ADBD3">
+            <wp:extent cx="5144111" cy="2291767"/>
+            <wp:effectExtent l="0" t="0" r="0" b="0"/>
+            <wp:docPr id="25" name="Picture 25"/>
+            <wp:cNvGraphicFramePr>
+              <a:graphicFrameLocks xmlns:a="http://schemas.openxmlformats.org/drawingml/2006/main" noChangeAspect="1"/>
+            </wp:cNvGraphicFramePr>
+            <a:graphic xmlns:a="http://schemas.openxmlformats.org/drawingml/2006/main">
+              <a:graphicData uri="http://schemas.openxmlformats.org/drawingml/2006/picture">
+                <pic:pic xmlns:pic="http://schemas.openxmlformats.org/drawingml/2006/picture">
+                  <pic:nvPicPr>
+                    <pic:cNvPr id="1" name=""/>
+                    <pic:cNvPicPr/>
+                  </pic:nvPicPr>
+                  <pic:blipFill>
+                    <a:blip r:embed="rId24"/>
+                    <a:stretch>
+                      <a:fillRect/>
+                    </a:stretch>
+                  </pic:blipFill>
+                  <pic:spPr>
+                    <a:xfrm>
+                      <a:off x="0" y="0"/>
+                      <a:ext cx="5146670" cy="2292907"/>
+                    </a:xfrm>
+                    <a:prstGeom prst="rect">
+                      <a:avLst/>
+                    </a:prstGeom>
+                  </pic:spPr>
+                </pic:pic>
+              </a:graphicData>
+            </a:graphic>
+          </wp:inline>
+        </w:drawing>
+      </w:r>
+    </w:p>
+    <w:p>
+      <w:pPr>
+        <w:pStyle w:val="ListParagraph"/>
+        <w:ind w:left="1080"/>
+        <w:rPr>
+          <w:rFonts w:ascii="Times New Roman" w:hAnsi="Times New Roman" w:cs="Times New Roman"/>
+          <w:sz w:val="24"/>
+          <w:szCs w:val="24"/>
+          <w:lang w:val="id-ID"/>
+        </w:rPr>
+      </w:pPr>
+      <w:r>
+        <w:rPr>
+          <w:rFonts w:ascii="Times New Roman" w:hAnsi="Times New Roman" w:cs="Times New Roman"/>
+          <w:sz w:val="24"/>
+          <w:szCs w:val="24"/>
+          <w:lang w:val="id-ID"/>
+        </w:rPr>
+        <w:t>P</w:t>
+      </w:r>
+      <w:r>
+        <w:rPr>
+          <w:rFonts w:ascii="Times New Roman" w:hAnsi="Times New Roman" w:cs="Times New Roman"/>
+          <w:sz w:val="24"/>
+          <w:szCs w:val="24"/>
+          <w:lang w:val="id-ID"/>
+        </w:rPr>
+        <w:t>osisi</w:t>
+      </w:r>
+      <w:r>
+        <w:rPr>
+          <w:rFonts w:ascii="Times New Roman" w:hAnsi="Times New Roman" w:cs="Times New Roman"/>
+          <w:sz w:val="24"/>
+          <w:szCs w:val="24"/>
+          <w:lang w:val="id-ID"/>
+        </w:rPr>
+        <w:t xml:space="preserve"> </w:t>
+      </w:r>
+      <w:r>
+        <w:rPr>
+          <w:rFonts w:ascii="Times New Roman" w:hAnsi="Times New Roman" w:cs="Times New Roman"/>
+          <w:sz w:val="24"/>
+          <w:szCs w:val="24"/>
+          <w:lang w:val="id-ID"/>
+        </w:rPr>
+        <w:t xml:space="preserve">sedang di pinjam </w:t>
+      </w:r>
+      <w:r>
+        <w:rPr>
+          <w:rFonts w:ascii="Times New Roman" w:hAnsi="Times New Roman" w:cs="Times New Roman"/>
+          <w:sz w:val="24"/>
+          <w:szCs w:val="24"/>
+          <w:lang w:val="id-ID"/>
+        </w:rPr>
+        <w:t>turun ke baris kedua karena ruangnya tidak cukup</w:t>
+      </w:r>
+      <w:r>
+        <w:rPr>
+          <w:rFonts w:ascii="Times New Roman" w:hAnsi="Times New Roman" w:cs="Times New Roman"/>
+          <w:sz w:val="24"/>
+          <w:szCs w:val="24"/>
+          <w:lang w:val="id-ID"/>
+        </w:rPr>
+        <w:t>, itu</w:t>
+      </w:r>
+    </w:p>
+    <w:p>
+      <w:pPr>
+        <w:pStyle w:val="ListParagraph"/>
+        <w:ind w:left="1080"/>
+        <w:rPr>
+          <w:rFonts w:ascii="Times New Roman" w:hAnsi="Times New Roman" w:cs="Times New Roman"/>
+          <w:sz w:val="24"/>
+          <w:szCs w:val="24"/>
+          <w:lang w:val="id-ID"/>
+        </w:rPr>
+      </w:pPr>
+      <w:r>
+        <w:rPr>
+          <w:rFonts w:ascii="Times New Roman" w:hAnsi="Times New Roman" w:cs="Times New Roman"/>
+          <w:sz w:val="24"/>
+          <w:szCs w:val="24"/>
+          <w:lang w:val="id-ID"/>
+        </w:rPr>
+        <w:t>tandanya sistem sudah berjalan</w:t>
+      </w:r>
+    </w:p>
+    <w:p>
+      <w:pPr>
+        <w:pStyle w:val="ListParagraph"/>
+        <w:ind w:left="1080"/>
+        <w:rPr>
+          <w:rFonts w:ascii="Times New Roman" w:hAnsi="Times New Roman" w:cs="Times New Roman"/>
+          <w:sz w:val="24"/>
+          <w:szCs w:val="24"/>
+          <w:lang w:val="id-ID"/>
+        </w:rPr>
+      </w:pPr>
+    </w:p>
+    <w:p>
+      <w:pPr>
+        <w:pStyle w:val="ListParagraph"/>
+        <w:ind w:left="1080"/>
+        <w:rPr>
+          <w:rFonts w:ascii="Times New Roman" w:hAnsi="Times New Roman" w:cs="Times New Roman"/>
+          <w:sz w:val="24"/>
+          <w:szCs w:val="24"/>
+          <w:lang w:val="id-ID"/>
+        </w:rPr>
+      </w:pPr>
+    </w:p>
+    <w:p>
+      <w:pPr>
+        <w:pStyle w:val="ListParagraph"/>
+        <w:rPr>
+          <w:rFonts w:ascii="Times New Roman" w:hAnsi="Times New Roman" w:cs="Times New Roman"/>
+          <w:b/>
+          <w:bCs/>
+          <w:sz w:val="24"/>
+          <w:szCs w:val="24"/>
+          <w:lang w:val="id-ID"/>
+        </w:rPr>
+      </w:pPr>
+    </w:p>
+    <w:p>
+      <w:pPr>
+        <w:rPr>
+          <w:rFonts w:ascii="Times New Roman" w:hAnsi="Times New Roman" w:cs="Times New Roman"/>
+          <w:sz w:val="24"/>
+          <w:szCs w:val="24"/>
+          <w:lang w:val="id-ID"/>
+        </w:rPr>
+      </w:pPr>
       <w:r>
         <w:rPr>
           <w:rFonts w:ascii="Times New Roman" w:hAnsi="Times New Roman" w:cs="Times New Roman"/>
@@ -8546,6 +10750,119 @@
     </w:lvl>
   </w:abstractNum>
   <w:abstractNum w:abstractNumId="2" w15:restartNumberingAfterBreak="0">
+    <w:nsid w:val="1D2305B1"/>
+    <w:multiLevelType w:val="multilevel"/>
+    <w:tmpl w:val="0674D7D8"/>
+    <w:lvl w:ilvl="0">
+      <w:start w:val="1"/>
+      <w:numFmt w:val="decimal"/>
+      <w:lvlText w:val="%1."/>
+      <w:lvlJc w:val="left"/>
+      <w:pPr>
+        <w:tabs>
+          <w:tab w:val="num" w:pos="720"/>
+        </w:tabs>
+        <w:ind w:left="720" w:hanging="360"/>
+      </w:pPr>
+    </w:lvl>
+    <w:lvl w:ilvl="1" w:tentative="1">
+      <w:start w:val="1"/>
+      <w:numFmt w:val="decimal"/>
+      <w:lvlText w:val="%2."/>
+      <w:lvlJc w:val="left"/>
+      <w:pPr>
+        <w:tabs>
+          <w:tab w:val="num" w:pos="1440"/>
+        </w:tabs>
+        <w:ind w:left="1440" w:hanging="360"/>
+      </w:pPr>
+    </w:lvl>
+    <w:lvl w:ilvl="2" w:tentative="1">
+      <w:start w:val="1"/>
+      <w:numFmt w:val="decimal"/>
+      <w:lvlText w:val="%3."/>
+      <w:lvlJc w:val="left"/>
+      <w:pPr>
+        <w:tabs>
+          <w:tab w:val="num" w:pos="2160"/>
+        </w:tabs>
+        <w:ind w:left="2160" w:hanging="360"/>
+      </w:pPr>
+    </w:lvl>
+    <w:lvl w:ilvl="3" w:tentative="1">
+      <w:start w:val="1"/>
+      <w:numFmt w:val="decimal"/>
+      <w:lvlText w:val="%4."/>
+      <w:lvlJc w:val="left"/>
+      <w:pPr>
+        <w:tabs>
+          <w:tab w:val="num" w:pos="2880"/>
+        </w:tabs>
+        <w:ind w:left="2880" w:hanging="360"/>
+      </w:pPr>
+    </w:lvl>
+    <w:lvl w:ilvl="4" w:tentative="1">
+      <w:start w:val="1"/>
+      <w:numFmt w:val="decimal"/>
+      <w:lvlText w:val="%5."/>
+      <w:lvlJc w:val="left"/>
+      <w:pPr>
+        <w:tabs>
+          <w:tab w:val="num" w:pos="3600"/>
+        </w:tabs>
+        <w:ind w:left="3600" w:hanging="360"/>
+      </w:pPr>
+    </w:lvl>
+    <w:lvl w:ilvl="5" w:tentative="1">
+      <w:start w:val="1"/>
+      <w:numFmt w:val="decimal"/>
+      <w:lvlText w:val="%6."/>
+      <w:lvlJc w:val="left"/>
+      <w:pPr>
+        <w:tabs>
+          <w:tab w:val="num" w:pos="4320"/>
+        </w:tabs>
+        <w:ind w:left="4320" w:hanging="360"/>
+      </w:pPr>
+    </w:lvl>
+    <w:lvl w:ilvl="6" w:tentative="1">
+      <w:start w:val="1"/>
+      <w:numFmt w:val="decimal"/>
+      <w:lvlText w:val="%7."/>
+      <w:lvlJc w:val="left"/>
+      <w:pPr>
+        <w:tabs>
+          <w:tab w:val="num" w:pos="5040"/>
+        </w:tabs>
+        <w:ind w:left="5040" w:hanging="360"/>
+      </w:pPr>
+    </w:lvl>
+    <w:lvl w:ilvl="7" w:tentative="1">
+      <w:start w:val="1"/>
+      <w:numFmt w:val="decimal"/>
+      <w:lvlText w:val="%8."/>
+      <w:lvlJc w:val="left"/>
+      <w:pPr>
+        <w:tabs>
+          <w:tab w:val="num" w:pos="5760"/>
+        </w:tabs>
+        <w:ind w:left="5760" w:hanging="360"/>
+      </w:pPr>
+    </w:lvl>
+    <w:lvl w:ilvl="8" w:tentative="1">
+      <w:start w:val="1"/>
+      <w:numFmt w:val="decimal"/>
+      <w:lvlText w:val="%9."/>
+      <w:lvlJc w:val="left"/>
+      <w:pPr>
+        <w:tabs>
+          <w:tab w:val="num" w:pos="6480"/>
+        </w:tabs>
+        <w:ind w:left="6480" w:hanging="360"/>
+      </w:pPr>
+    </w:lvl>
+  </w:abstractNum>
+  <w:abstractNum w:abstractNumId="3" w15:restartNumberingAfterBreak="0">
     <w:nsid w:val="21823A13"/>
     <w:multiLevelType w:val="hybridMultilevel"/>
     <w:tmpl w:val="71B80566"/>
@@ -8634,7 +10951,322 @@
       </w:pPr>
     </w:lvl>
   </w:abstractNum>
-  <w:abstractNum w:abstractNumId="3" w15:restartNumberingAfterBreak="0">
+  <w:abstractNum w:abstractNumId="4" w15:restartNumberingAfterBreak="0">
+    <w:nsid w:val="2A9962F4"/>
+    <w:multiLevelType w:val="multilevel"/>
+    <w:tmpl w:val="C7E889CE"/>
+    <w:lvl w:ilvl="0">
+      <w:start w:val="1"/>
+      <w:numFmt w:val="decimal"/>
+      <w:lvlText w:val="%1."/>
+      <w:lvlJc w:val="left"/>
+      <w:pPr>
+        <w:tabs>
+          <w:tab w:val="num" w:pos="720"/>
+        </w:tabs>
+        <w:ind w:left="720" w:hanging="360"/>
+      </w:pPr>
+    </w:lvl>
+    <w:lvl w:ilvl="1" w:tentative="1">
+      <w:start w:val="1"/>
+      <w:numFmt w:val="decimal"/>
+      <w:lvlText w:val="%2."/>
+      <w:lvlJc w:val="left"/>
+      <w:pPr>
+        <w:tabs>
+          <w:tab w:val="num" w:pos="1440"/>
+        </w:tabs>
+        <w:ind w:left="1440" w:hanging="360"/>
+      </w:pPr>
+    </w:lvl>
+    <w:lvl w:ilvl="2" w:tentative="1">
+      <w:start w:val="1"/>
+      <w:numFmt w:val="decimal"/>
+      <w:lvlText w:val="%3."/>
+      <w:lvlJc w:val="left"/>
+      <w:pPr>
+        <w:tabs>
+          <w:tab w:val="num" w:pos="2160"/>
+        </w:tabs>
+        <w:ind w:left="2160" w:hanging="360"/>
+      </w:pPr>
+    </w:lvl>
+    <w:lvl w:ilvl="3" w:tentative="1">
+      <w:start w:val="1"/>
+      <w:numFmt w:val="decimal"/>
+      <w:lvlText w:val="%4."/>
+      <w:lvlJc w:val="left"/>
+      <w:pPr>
+        <w:tabs>
+          <w:tab w:val="num" w:pos="2880"/>
+        </w:tabs>
+        <w:ind w:left="2880" w:hanging="360"/>
+      </w:pPr>
+    </w:lvl>
+    <w:lvl w:ilvl="4" w:tentative="1">
+      <w:start w:val="1"/>
+      <w:numFmt w:val="decimal"/>
+      <w:lvlText w:val="%5."/>
+      <w:lvlJc w:val="left"/>
+      <w:pPr>
+        <w:tabs>
+          <w:tab w:val="num" w:pos="3600"/>
+        </w:tabs>
+        <w:ind w:left="3600" w:hanging="360"/>
+      </w:pPr>
+    </w:lvl>
+    <w:lvl w:ilvl="5" w:tentative="1">
+      <w:start w:val="1"/>
+      <w:numFmt w:val="decimal"/>
+      <w:lvlText w:val="%6."/>
+      <w:lvlJc w:val="left"/>
+      <w:pPr>
+        <w:tabs>
+          <w:tab w:val="num" w:pos="4320"/>
+        </w:tabs>
+        <w:ind w:left="4320" w:hanging="360"/>
+      </w:pPr>
+    </w:lvl>
+    <w:lvl w:ilvl="6" w:tentative="1">
+      <w:start w:val="1"/>
+      <w:numFmt w:val="decimal"/>
+      <w:lvlText w:val="%7."/>
+      <w:lvlJc w:val="left"/>
+      <w:pPr>
+        <w:tabs>
+          <w:tab w:val="num" w:pos="5040"/>
+        </w:tabs>
+        <w:ind w:left="5040" w:hanging="360"/>
+      </w:pPr>
+    </w:lvl>
+    <w:lvl w:ilvl="7" w:tentative="1">
+      <w:start w:val="1"/>
+      <w:numFmt w:val="decimal"/>
+      <w:lvlText w:val="%8."/>
+      <w:lvlJc w:val="left"/>
+      <w:pPr>
+        <w:tabs>
+          <w:tab w:val="num" w:pos="5760"/>
+        </w:tabs>
+        <w:ind w:left="5760" w:hanging="360"/>
+      </w:pPr>
+    </w:lvl>
+    <w:lvl w:ilvl="8" w:tentative="1">
+      <w:start w:val="1"/>
+      <w:numFmt w:val="decimal"/>
+      <w:lvlText w:val="%9."/>
+      <w:lvlJc w:val="left"/>
+      <w:pPr>
+        <w:tabs>
+          <w:tab w:val="num" w:pos="6480"/>
+        </w:tabs>
+        <w:ind w:left="6480" w:hanging="360"/>
+      </w:pPr>
+    </w:lvl>
+  </w:abstractNum>
+  <w:abstractNum w:abstractNumId="5" w15:restartNumberingAfterBreak="0">
+    <w:nsid w:val="2FE234AE"/>
+    <w:multiLevelType w:val="multilevel"/>
+    <w:tmpl w:val="4F2A73D0"/>
+    <w:lvl w:ilvl="0">
+      <w:start w:val="1"/>
+      <w:numFmt w:val="decimal"/>
+      <w:lvlText w:val="%1."/>
+      <w:lvlJc w:val="left"/>
+      <w:pPr>
+        <w:tabs>
+          <w:tab w:val="num" w:pos="720"/>
+        </w:tabs>
+        <w:ind w:left="720" w:hanging="360"/>
+      </w:pPr>
+    </w:lvl>
+    <w:lvl w:ilvl="1" w:tentative="1">
+      <w:start w:val="1"/>
+      <w:numFmt w:val="decimal"/>
+      <w:lvlText w:val="%2."/>
+      <w:lvlJc w:val="left"/>
+      <w:pPr>
+        <w:tabs>
+          <w:tab w:val="num" w:pos="1440"/>
+        </w:tabs>
+        <w:ind w:left="1440" w:hanging="360"/>
+      </w:pPr>
+    </w:lvl>
+    <w:lvl w:ilvl="2" w:tentative="1">
+      <w:start w:val="1"/>
+      <w:numFmt w:val="decimal"/>
+      <w:lvlText w:val="%3."/>
+      <w:lvlJc w:val="left"/>
+      <w:pPr>
+        <w:tabs>
+          <w:tab w:val="num" w:pos="2160"/>
+        </w:tabs>
+        <w:ind w:left="2160" w:hanging="360"/>
+      </w:pPr>
+    </w:lvl>
+    <w:lvl w:ilvl="3" w:tentative="1">
+      <w:start w:val="1"/>
+      <w:numFmt w:val="decimal"/>
+      <w:lvlText w:val="%4."/>
+      <w:lvlJc w:val="left"/>
+      <w:pPr>
+        <w:tabs>
+          <w:tab w:val="num" w:pos="2880"/>
+        </w:tabs>
+        <w:ind w:left="2880" w:hanging="360"/>
+      </w:pPr>
+    </w:lvl>
+    <w:lvl w:ilvl="4" w:tentative="1">
+      <w:start w:val="1"/>
+      <w:numFmt w:val="decimal"/>
+      <w:lvlText w:val="%5."/>
+      <w:lvlJc w:val="left"/>
+      <w:pPr>
+        <w:tabs>
+          <w:tab w:val="num" w:pos="3600"/>
+        </w:tabs>
+        <w:ind w:left="3600" w:hanging="360"/>
+      </w:pPr>
+    </w:lvl>
+    <w:lvl w:ilvl="5" w:tentative="1">
+      <w:start w:val="1"/>
+      <w:numFmt w:val="decimal"/>
+      <w:lvlText w:val="%6."/>
+      <w:lvlJc w:val="left"/>
+      <w:pPr>
+        <w:tabs>
+          <w:tab w:val="num" w:pos="4320"/>
+        </w:tabs>
+        <w:ind w:left="4320" w:hanging="360"/>
+      </w:pPr>
+    </w:lvl>
+    <w:lvl w:ilvl="6" w:tentative="1">
+      <w:start w:val="1"/>
+      <w:numFmt w:val="decimal"/>
+      <w:lvlText w:val="%7."/>
+      <w:lvlJc w:val="left"/>
+      <w:pPr>
+        <w:tabs>
+          <w:tab w:val="num" w:pos="5040"/>
+        </w:tabs>
+        <w:ind w:left="5040" w:hanging="360"/>
+      </w:pPr>
+    </w:lvl>
+    <w:lvl w:ilvl="7" w:tentative="1">
+      <w:start w:val="1"/>
+      <w:numFmt w:val="decimal"/>
+      <w:lvlText w:val="%8."/>
+      <w:lvlJc w:val="left"/>
+      <w:pPr>
+        <w:tabs>
+          <w:tab w:val="num" w:pos="5760"/>
+        </w:tabs>
+        <w:ind w:left="5760" w:hanging="360"/>
+      </w:pPr>
+    </w:lvl>
+    <w:lvl w:ilvl="8" w:tentative="1">
+      <w:start w:val="1"/>
+      <w:numFmt w:val="decimal"/>
+      <w:lvlText w:val="%9."/>
+      <w:lvlJc w:val="left"/>
+      <w:pPr>
+        <w:tabs>
+          <w:tab w:val="num" w:pos="6480"/>
+        </w:tabs>
+        <w:ind w:left="6480" w:hanging="360"/>
+      </w:pPr>
+    </w:lvl>
+  </w:abstractNum>
+  <w:abstractNum w:abstractNumId="6" w15:restartNumberingAfterBreak="0">
+    <w:nsid w:val="30B7294D"/>
+    <w:multiLevelType w:val="hybridMultilevel"/>
+    <w:tmpl w:val="7742A448"/>
+    <w:lvl w:ilvl="0" w:tplc="781415FA">
+      <w:start w:val="1"/>
+      <w:numFmt w:val="lowerLetter"/>
+      <w:lvlText w:val="%1."/>
+      <w:lvlJc w:val="left"/>
+      <w:pPr>
+        <w:ind w:left="1440" w:hanging="360"/>
+      </w:pPr>
+      <w:rPr>
+        <w:rFonts w:hint="default"/>
+      </w:rPr>
+    </w:lvl>
+    <w:lvl w:ilvl="1" w:tplc="04090019" w:tentative="1">
+      <w:start w:val="1"/>
+      <w:numFmt w:val="lowerLetter"/>
+      <w:lvlText w:val="%2."/>
+      <w:lvlJc w:val="left"/>
+      <w:pPr>
+        <w:ind w:left="2160" w:hanging="360"/>
+      </w:pPr>
+    </w:lvl>
+    <w:lvl w:ilvl="2" w:tplc="0409001B" w:tentative="1">
+      <w:start w:val="1"/>
+      <w:numFmt w:val="lowerRoman"/>
+      <w:lvlText w:val="%3."/>
+      <w:lvlJc w:val="right"/>
+      <w:pPr>
+        <w:ind w:left="2880" w:hanging="180"/>
+      </w:pPr>
+    </w:lvl>
+    <w:lvl w:ilvl="3" w:tplc="0409000F" w:tentative="1">
+      <w:start w:val="1"/>
+      <w:numFmt w:val="decimal"/>
+      <w:lvlText w:val="%4."/>
+      <w:lvlJc w:val="left"/>
+      <w:pPr>
+        <w:ind w:left="3600" w:hanging="360"/>
+      </w:pPr>
+    </w:lvl>
+    <w:lvl w:ilvl="4" w:tplc="04090019" w:tentative="1">
+      <w:start w:val="1"/>
+      <w:numFmt w:val="lowerLetter"/>
+      <w:lvlText w:val="%5."/>
+      <w:lvlJc w:val="left"/>
+      <w:pPr>
+        <w:ind w:left="4320" w:hanging="360"/>
+      </w:pPr>
+    </w:lvl>
+    <w:lvl w:ilvl="5" w:tplc="0409001B" w:tentative="1">
+      <w:start w:val="1"/>
+      <w:numFmt w:val="lowerRoman"/>
+      <w:lvlText w:val="%6."/>
+      <w:lvlJc w:val="right"/>
+      <w:pPr>
+        <w:ind w:left="5040" w:hanging="180"/>
+      </w:pPr>
+    </w:lvl>
+    <w:lvl w:ilvl="6" w:tplc="0409000F" w:tentative="1">
+      <w:start w:val="1"/>
+      <w:numFmt w:val="decimal"/>
+      <w:lvlText w:val="%7."/>
+      <w:lvlJc w:val="left"/>
+      <w:pPr>
+        <w:ind w:left="5760" w:hanging="360"/>
+      </w:pPr>
+    </w:lvl>
+    <w:lvl w:ilvl="7" w:tplc="04090019" w:tentative="1">
+      <w:start w:val="1"/>
+      <w:numFmt w:val="lowerLetter"/>
+      <w:lvlText w:val="%8."/>
+      <w:lvlJc w:val="left"/>
+      <w:pPr>
+        <w:ind w:left="6480" w:hanging="360"/>
+      </w:pPr>
+    </w:lvl>
+    <w:lvl w:ilvl="8" w:tplc="0409001B" w:tentative="1">
+      <w:start w:val="1"/>
+      <w:numFmt w:val="lowerRoman"/>
+      <w:lvlText w:val="%9."/>
+      <w:lvlJc w:val="right"/>
+      <w:pPr>
+        <w:ind w:left="7200" w:hanging="180"/>
+      </w:pPr>
+    </w:lvl>
+  </w:abstractNum>
+  <w:abstractNum w:abstractNumId="7" w15:restartNumberingAfterBreak="0">
     <w:nsid w:val="3B416179"/>
     <w:multiLevelType w:val="multilevel"/>
     <w:tmpl w:val="46242EB8"/>
@@ -8747,7 +11379,7 @@
       </w:pPr>
     </w:lvl>
   </w:abstractNum>
-  <w:abstractNum w:abstractNumId="4" w15:restartNumberingAfterBreak="0">
+  <w:abstractNum w:abstractNumId="8" w15:restartNumberingAfterBreak="0">
     <w:nsid w:val="3E807304"/>
     <w:multiLevelType w:val="hybridMultilevel"/>
     <w:tmpl w:val="92322D5A"/>
@@ -8836,7 +11468,120 @@
       </w:pPr>
     </w:lvl>
   </w:abstractNum>
-  <w:abstractNum w:abstractNumId="5" w15:restartNumberingAfterBreak="0">
+  <w:abstractNum w:abstractNumId="9" w15:restartNumberingAfterBreak="0">
+    <w:nsid w:val="4D5A2E89"/>
+    <w:multiLevelType w:val="multilevel"/>
+    <w:tmpl w:val="D444E8E4"/>
+    <w:lvl w:ilvl="0">
+      <w:start w:val="1"/>
+      <w:numFmt w:val="decimal"/>
+      <w:lvlText w:val="%1."/>
+      <w:lvlJc w:val="left"/>
+      <w:pPr>
+        <w:tabs>
+          <w:tab w:val="num" w:pos="720"/>
+        </w:tabs>
+        <w:ind w:left="720" w:hanging="360"/>
+      </w:pPr>
+    </w:lvl>
+    <w:lvl w:ilvl="1" w:tentative="1">
+      <w:start w:val="1"/>
+      <w:numFmt w:val="decimal"/>
+      <w:lvlText w:val="%2."/>
+      <w:lvlJc w:val="left"/>
+      <w:pPr>
+        <w:tabs>
+          <w:tab w:val="num" w:pos="1440"/>
+        </w:tabs>
+        <w:ind w:left="1440" w:hanging="360"/>
+      </w:pPr>
+    </w:lvl>
+    <w:lvl w:ilvl="2" w:tentative="1">
+      <w:start w:val="1"/>
+      <w:numFmt w:val="decimal"/>
+      <w:lvlText w:val="%3."/>
+      <w:lvlJc w:val="left"/>
+      <w:pPr>
+        <w:tabs>
+          <w:tab w:val="num" w:pos="2160"/>
+        </w:tabs>
+        <w:ind w:left="2160" w:hanging="360"/>
+      </w:pPr>
+    </w:lvl>
+    <w:lvl w:ilvl="3" w:tentative="1">
+      <w:start w:val="1"/>
+      <w:numFmt w:val="decimal"/>
+      <w:lvlText w:val="%4."/>
+      <w:lvlJc w:val="left"/>
+      <w:pPr>
+        <w:tabs>
+          <w:tab w:val="num" w:pos="2880"/>
+        </w:tabs>
+        <w:ind w:left="2880" w:hanging="360"/>
+      </w:pPr>
+    </w:lvl>
+    <w:lvl w:ilvl="4" w:tentative="1">
+      <w:start w:val="1"/>
+      <w:numFmt w:val="decimal"/>
+      <w:lvlText w:val="%5."/>
+      <w:lvlJc w:val="left"/>
+      <w:pPr>
+        <w:tabs>
+          <w:tab w:val="num" w:pos="3600"/>
+        </w:tabs>
+        <w:ind w:left="3600" w:hanging="360"/>
+      </w:pPr>
+    </w:lvl>
+    <w:lvl w:ilvl="5" w:tentative="1">
+      <w:start w:val="1"/>
+      <w:numFmt w:val="decimal"/>
+      <w:lvlText w:val="%6."/>
+      <w:lvlJc w:val="left"/>
+      <w:pPr>
+        <w:tabs>
+          <w:tab w:val="num" w:pos="4320"/>
+        </w:tabs>
+        <w:ind w:left="4320" w:hanging="360"/>
+      </w:pPr>
+    </w:lvl>
+    <w:lvl w:ilvl="6" w:tentative="1">
+      <w:start w:val="1"/>
+      <w:numFmt w:val="decimal"/>
+      <w:lvlText w:val="%7."/>
+      <w:lvlJc w:val="left"/>
+      <w:pPr>
+        <w:tabs>
+          <w:tab w:val="num" w:pos="5040"/>
+        </w:tabs>
+        <w:ind w:left="5040" w:hanging="360"/>
+      </w:pPr>
+    </w:lvl>
+    <w:lvl w:ilvl="7" w:tentative="1">
+      <w:start w:val="1"/>
+      <w:numFmt w:val="decimal"/>
+      <w:lvlText w:val="%8."/>
+      <w:lvlJc w:val="left"/>
+      <w:pPr>
+        <w:tabs>
+          <w:tab w:val="num" w:pos="5760"/>
+        </w:tabs>
+        <w:ind w:left="5760" w:hanging="360"/>
+      </w:pPr>
+    </w:lvl>
+    <w:lvl w:ilvl="8" w:tentative="1">
+      <w:start w:val="1"/>
+      <w:numFmt w:val="decimal"/>
+      <w:lvlText w:val="%9."/>
+      <w:lvlJc w:val="left"/>
+      <w:pPr>
+        <w:tabs>
+          <w:tab w:val="num" w:pos="6480"/>
+        </w:tabs>
+        <w:ind w:left="6480" w:hanging="360"/>
+      </w:pPr>
+    </w:lvl>
+  </w:abstractNum>
+  <w:abstractNum w:abstractNumId="10" w15:restartNumberingAfterBreak="0">
     <w:nsid w:val="50324F31"/>
     <w:multiLevelType w:val="multilevel"/>
     <w:tmpl w:val="AD68FE22"/>
@@ -8949,7 +11694,7 @@
       </w:pPr>
     </w:lvl>
   </w:abstractNum>
-  <w:abstractNum w:abstractNumId="6" w15:restartNumberingAfterBreak="0">
+  <w:abstractNum w:abstractNumId="11" w15:restartNumberingAfterBreak="0">
     <w:nsid w:val="549A6104"/>
     <w:multiLevelType w:val="multilevel"/>
     <w:tmpl w:val="51327272"/>
@@ -9062,10 +11807,99 @@
       </w:pPr>
     </w:lvl>
   </w:abstractNum>
-  <w:abstractNum w:abstractNumId="7" w15:restartNumberingAfterBreak="0">
+  <w:abstractNum w:abstractNumId="12" w15:restartNumberingAfterBreak="0">
+    <w:nsid w:val="55624BD0"/>
+    <w:multiLevelType w:val="hybridMultilevel"/>
+    <w:tmpl w:val="F4CAA89A"/>
+    <w:lvl w:ilvl="0" w:tplc="C2D618CE">
+      <w:start w:val="1"/>
+      <w:numFmt w:val="lowerLetter"/>
+      <w:lvlText w:val="%1."/>
+      <w:lvlJc w:val="left"/>
+      <w:pPr>
+        <w:ind w:left="1440" w:hanging="360"/>
+      </w:pPr>
+      <w:rPr>
+        <w:rFonts w:hint="default"/>
+      </w:rPr>
+    </w:lvl>
+    <w:lvl w:ilvl="1" w:tplc="04090019" w:tentative="1">
+      <w:start w:val="1"/>
+      <w:numFmt w:val="lowerLetter"/>
+      <w:lvlText w:val="%2."/>
+      <w:lvlJc w:val="left"/>
+      <w:pPr>
+        <w:ind w:left="2160" w:hanging="360"/>
+      </w:pPr>
+    </w:lvl>
+    <w:lvl w:ilvl="2" w:tplc="0409001B" w:tentative="1">
+      <w:start w:val="1"/>
+      <w:numFmt w:val="lowerRoman"/>
+      <w:lvlText w:val="%3."/>
+      <w:lvlJc w:val="right"/>
+      <w:pPr>
+        <w:ind w:left="2880" w:hanging="180"/>
+      </w:pPr>
+    </w:lvl>
+    <w:lvl w:ilvl="3" w:tplc="0409000F" w:tentative="1">
+      <w:start w:val="1"/>
+      <w:numFmt w:val="decimal"/>
+      <w:lvlText w:val="%4."/>
+      <w:lvlJc w:val="left"/>
+      <w:pPr>
+        <w:ind w:left="3600" w:hanging="360"/>
+      </w:pPr>
+    </w:lvl>
+    <w:lvl w:ilvl="4" w:tplc="04090019" w:tentative="1">
+      <w:start w:val="1"/>
+      <w:numFmt w:val="lowerLetter"/>
+      <w:lvlText w:val="%5."/>
+      <w:lvlJc w:val="left"/>
+      <w:pPr>
+        <w:ind w:left="4320" w:hanging="360"/>
+      </w:pPr>
+    </w:lvl>
+    <w:lvl w:ilvl="5" w:tplc="0409001B" w:tentative="1">
+      <w:start w:val="1"/>
+      <w:numFmt w:val="lowerRoman"/>
+      <w:lvlText w:val="%6."/>
+      <w:lvlJc w:val="right"/>
+      <w:pPr>
+        <w:ind w:left="5040" w:hanging="180"/>
+      </w:pPr>
+    </w:lvl>
+    <w:lvl w:ilvl="6" w:tplc="0409000F" w:tentative="1">
+      <w:start w:val="1"/>
+      <w:numFmt w:val="decimal"/>
+      <w:lvlText w:val="%7."/>
+      <w:lvlJc w:val="left"/>
+      <w:pPr>
+        <w:ind w:left="5760" w:hanging="360"/>
+      </w:pPr>
+    </w:lvl>
+    <w:lvl w:ilvl="7" w:tplc="04090019" w:tentative="1">
+      <w:start w:val="1"/>
+      <w:numFmt w:val="lowerLetter"/>
+      <w:lvlText w:val="%8."/>
+      <w:lvlJc w:val="left"/>
+      <w:pPr>
+        <w:ind w:left="6480" w:hanging="360"/>
+      </w:pPr>
+    </w:lvl>
+    <w:lvl w:ilvl="8" w:tplc="0409001B" w:tentative="1">
+      <w:start w:val="1"/>
+      <w:numFmt w:val="lowerRoman"/>
+      <w:lvlText w:val="%9."/>
+      <w:lvlJc w:val="right"/>
+      <w:pPr>
+        <w:ind w:left="7200" w:hanging="180"/>
+      </w:pPr>
+    </w:lvl>
+  </w:abstractNum>
+  <w:abstractNum w:abstractNumId="13" w15:restartNumberingAfterBreak="0">
     <w:nsid w:val="596F4C12"/>
     <w:multiLevelType w:val="hybridMultilevel"/>
-    <w:tmpl w:val="FEFCD100"/>
+    <w:tmpl w:val="91E4734A"/>
     <w:lvl w:ilvl="0" w:tplc="04090001">
       <w:start w:val="1"/>
       <w:numFmt w:val="bullet"/>
@@ -9175,7 +12009,96 @@
       </w:rPr>
     </w:lvl>
   </w:abstractNum>
-  <w:abstractNum w:abstractNumId="8" w15:restartNumberingAfterBreak="0">
+  <w:abstractNum w:abstractNumId="14" w15:restartNumberingAfterBreak="0">
+    <w:nsid w:val="5D166677"/>
+    <w:multiLevelType w:val="hybridMultilevel"/>
+    <w:tmpl w:val="5EB6E4C0"/>
+    <w:lvl w:ilvl="0" w:tplc="3E40A02C">
+      <w:start w:val="1"/>
+      <w:numFmt w:val="decimal"/>
+      <w:lvlText w:val="%1."/>
+      <w:lvlJc w:val="left"/>
+      <w:pPr>
+        <w:ind w:left="1080" w:hanging="360"/>
+      </w:pPr>
+      <w:rPr>
+        <w:rFonts w:hint="default"/>
+      </w:rPr>
+    </w:lvl>
+    <w:lvl w:ilvl="1" w:tplc="04090019" w:tentative="1">
+      <w:start w:val="1"/>
+      <w:numFmt w:val="lowerLetter"/>
+      <w:lvlText w:val="%2."/>
+      <w:lvlJc w:val="left"/>
+      <w:pPr>
+        <w:ind w:left="1800" w:hanging="360"/>
+      </w:pPr>
+    </w:lvl>
+    <w:lvl w:ilvl="2" w:tplc="0409001B" w:tentative="1">
+      <w:start w:val="1"/>
+      <w:numFmt w:val="lowerRoman"/>
+      <w:lvlText w:val="%3."/>
+      <w:lvlJc w:val="right"/>
+      <w:pPr>
+        <w:ind w:left="2520" w:hanging="180"/>
+      </w:pPr>
+    </w:lvl>
+    <w:lvl w:ilvl="3" w:tplc="0409000F" w:tentative="1">
+      <w:start w:val="1"/>
+      <w:numFmt w:val="decimal"/>
+      <w:lvlText w:val="%4."/>
+      <w:lvlJc w:val="left"/>
+      <w:pPr>
+        <w:ind w:left="3240" w:hanging="360"/>
+      </w:pPr>
+    </w:lvl>
+    <w:lvl w:ilvl="4" w:tplc="04090019" w:tentative="1">
+      <w:start w:val="1"/>
+      <w:numFmt w:val="lowerLetter"/>
+      <w:lvlText w:val="%5."/>
+      <w:lvlJc w:val="left"/>
+      <w:pPr>
+        <w:ind w:left="3960" w:hanging="360"/>
+      </w:pPr>
+    </w:lvl>
+    <w:lvl w:ilvl="5" w:tplc="0409001B" w:tentative="1">
+      <w:start w:val="1"/>
+      <w:numFmt w:val="lowerRoman"/>
+      <w:lvlText w:val="%6."/>
+      <w:lvlJc w:val="right"/>
+      <w:pPr>
+        <w:ind w:left="4680" w:hanging="180"/>
+      </w:pPr>
+    </w:lvl>
+    <w:lvl w:ilvl="6" w:tplc="0409000F" w:tentative="1">
+      <w:start w:val="1"/>
+      <w:numFmt w:val="decimal"/>
+      <w:lvlText w:val="%7."/>
+      <w:lvlJc w:val="left"/>
+      <w:pPr>
+        <w:ind w:left="5400" w:hanging="360"/>
+      </w:pPr>
+    </w:lvl>
+    <w:lvl w:ilvl="7" w:tplc="04090019" w:tentative="1">
+      <w:start w:val="1"/>
+      <w:numFmt w:val="lowerLetter"/>
+      <w:lvlText w:val="%8."/>
+      <w:lvlJc w:val="left"/>
+      <w:pPr>
+        <w:ind w:left="6120" w:hanging="360"/>
+      </w:pPr>
+    </w:lvl>
+    <w:lvl w:ilvl="8" w:tplc="0409001B" w:tentative="1">
+      <w:start w:val="1"/>
+      <w:numFmt w:val="lowerRoman"/>
+      <w:lvlText w:val="%9."/>
+      <w:lvlJc w:val="right"/>
+      <w:pPr>
+        <w:ind w:left="6840" w:hanging="180"/>
+      </w:pPr>
+    </w:lvl>
+  </w:abstractNum>
+  <w:abstractNum w:abstractNumId="15" w15:restartNumberingAfterBreak="0">
     <w:nsid w:val="629E1F34"/>
     <w:multiLevelType w:val="multilevel"/>
     <w:tmpl w:val="901C2FC8"/>
@@ -9288,7 +12211,96 @@
       </w:pPr>
     </w:lvl>
   </w:abstractNum>
-  <w:abstractNum w:abstractNumId="9" w15:restartNumberingAfterBreak="0">
+  <w:abstractNum w:abstractNumId="16" w15:restartNumberingAfterBreak="0">
+    <w:nsid w:val="635C1C85"/>
+    <w:multiLevelType w:val="hybridMultilevel"/>
+    <w:tmpl w:val="1E9214E2"/>
+    <w:lvl w:ilvl="0" w:tplc="3828C690">
+      <w:start w:val="1"/>
+      <w:numFmt w:val="decimal"/>
+      <w:lvlText w:val="%1."/>
+      <w:lvlJc w:val="left"/>
+      <w:pPr>
+        <w:ind w:left="1080" w:hanging="360"/>
+      </w:pPr>
+      <w:rPr>
+        <w:rFonts w:hint="default"/>
+      </w:rPr>
+    </w:lvl>
+    <w:lvl w:ilvl="1" w:tplc="04090019" w:tentative="1">
+      <w:start w:val="1"/>
+      <w:numFmt w:val="lowerLetter"/>
+      <w:lvlText w:val="%2."/>
+      <w:lvlJc w:val="left"/>
+      <w:pPr>
+        <w:ind w:left="1800" w:hanging="360"/>
+      </w:pPr>
+    </w:lvl>
+    <w:lvl w:ilvl="2" w:tplc="0409001B" w:tentative="1">
+      <w:start w:val="1"/>
+      <w:numFmt w:val="lowerRoman"/>
+      <w:lvlText w:val="%3."/>
+      <w:lvlJc w:val="right"/>
+      <w:pPr>
+        <w:ind w:left="2520" w:hanging="180"/>
+      </w:pPr>
+    </w:lvl>
+    <w:lvl w:ilvl="3" w:tplc="0409000F" w:tentative="1">
+      <w:start w:val="1"/>
+      <w:numFmt w:val="decimal"/>
+      <w:lvlText w:val="%4."/>
+      <w:lvlJc w:val="left"/>
+      <w:pPr>
+        <w:ind w:left="3240" w:hanging="360"/>
+      </w:pPr>
+    </w:lvl>
+    <w:lvl w:ilvl="4" w:tplc="04090019" w:tentative="1">
+      <w:start w:val="1"/>
+      <w:numFmt w:val="lowerLetter"/>
+      <w:lvlText w:val="%5."/>
+      <w:lvlJc w:val="left"/>
+      <w:pPr>
+        <w:ind w:left="3960" w:hanging="360"/>
+      </w:pPr>
+    </w:lvl>
+    <w:lvl w:ilvl="5" w:tplc="0409001B" w:tentative="1">
+      <w:start w:val="1"/>
+      <w:numFmt w:val="lowerRoman"/>
+      <w:lvlText w:val="%6."/>
+      <w:lvlJc w:val="right"/>
+      <w:pPr>
+        <w:ind w:left="4680" w:hanging="180"/>
+      </w:pPr>
+    </w:lvl>
+    <w:lvl w:ilvl="6" w:tplc="0409000F" w:tentative="1">
+      <w:start w:val="1"/>
+      <w:numFmt w:val="decimal"/>
+      <w:lvlText w:val="%7."/>
+      <w:lvlJc w:val="left"/>
+      <w:pPr>
+        <w:ind w:left="5400" w:hanging="360"/>
+      </w:pPr>
+    </w:lvl>
+    <w:lvl w:ilvl="7" w:tplc="04090019" w:tentative="1">
+      <w:start w:val="1"/>
+      <w:numFmt w:val="lowerLetter"/>
+      <w:lvlText w:val="%8."/>
+      <w:lvlJc w:val="left"/>
+      <w:pPr>
+        <w:ind w:left="6120" w:hanging="360"/>
+      </w:pPr>
+    </w:lvl>
+    <w:lvl w:ilvl="8" w:tplc="0409001B" w:tentative="1">
+      <w:start w:val="1"/>
+      <w:numFmt w:val="lowerRoman"/>
+      <w:lvlText w:val="%9."/>
+      <w:lvlJc w:val="right"/>
+      <w:pPr>
+        <w:ind w:left="6840" w:hanging="180"/>
+      </w:pPr>
+    </w:lvl>
+  </w:abstractNum>
+  <w:abstractNum w:abstractNumId="17" w15:restartNumberingAfterBreak="0">
     <w:nsid w:val="690A72B8"/>
     <w:multiLevelType w:val="multilevel"/>
     <w:tmpl w:val="A7E21800"/>
@@ -9402,34 +12414,58 @@
     </w:lvl>
   </w:abstractNum>
   <w:num w:numId="1">
+    <w:abstractNumId w:val="13"/>
+  </w:num>
+  <w:num w:numId="2">
+    <w:abstractNumId w:val="3"/>
+  </w:num>
+  <w:num w:numId="3">
+    <w:abstractNumId w:val="8"/>
+  </w:num>
+  <w:num w:numId="4">
+    <w:abstractNumId w:val="15"/>
+  </w:num>
+  <w:num w:numId="5">
     <w:abstractNumId w:val="7"/>
   </w:num>
-  <w:num w:numId="2">
-    <w:abstractNumId w:val="2"/>
-  </w:num>
-  <w:num w:numId="3">
-    <w:abstractNumId w:val="4"/>
-  </w:num>
-  <w:num w:numId="4">
-    <w:abstractNumId w:val="8"/>
-  </w:num>
-  <w:num w:numId="5">
-    <w:abstractNumId w:val="3"/>
-  </w:num>
   <w:num w:numId="6">
-    <w:abstractNumId w:val="9"/>
+    <w:abstractNumId w:val="17"/>
   </w:num>
   <w:num w:numId="7">
     <w:abstractNumId w:val="1"/>
   </w:num>
   <w:num w:numId="8">
-    <w:abstractNumId w:val="6"/>
+    <w:abstractNumId w:val="11"/>
   </w:num>
   <w:num w:numId="9">
     <w:abstractNumId w:val="0"/>
   </w:num>
   <w:num w:numId="10">
+    <w:abstractNumId w:val="10"/>
+  </w:num>
+  <w:num w:numId="11">
+    <w:abstractNumId w:val="14"/>
+  </w:num>
+  <w:num w:numId="12">
+    <w:abstractNumId w:val="16"/>
+  </w:num>
+  <w:num w:numId="13">
     <w:abstractNumId w:val="5"/>
+  </w:num>
+  <w:num w:numId="14">
+    <w:abstractNumId w:val="4"/>
+  </w:num>
+  <w:num w:numId="15">
+    <w:abstractNumId w:val="2"/>
+  </w:num>
+  <w:num w:numId="16">
+    <w:abstractNumId w:val="9"/>
+  </w:num>
+  <w:num w:numId="17">
+    <w:abstractNumId w:val="12"/>
+  </w:num>
+  <w:num w:numId="18">
+    <w:abstractNumId w:val="6"/>
   </w:num>
 </w:numbering>
 </file>
@@ -9833,10 +12869,28 @@
     <w:name w:val="Normal"/>
     <w:qFormat/>
   </w:style>
+  <w:style w:type="paragraph" w:styleId="Heading2">
+    <w:name w:val="heading 2"/>
+    <w:basedOn w:val="Normal"/>
+    <w:link w:val="Heading2Char"/>
+    <w:uiPriority w:val="9"/>
+    <w:qFormat/>
+    <w:rsid w:val="008B594C"/>
+    <w:pPr>
+      <w:spacing w:before="100" w:beforeAutospacing="1" w:after="100" w:afterAutospacing="1" w:line="240" w:lineRule="auto"/>
+      <w:outlineLvl w:val="1"/>
+    </w:pPr>
+    <w:rPr>
+      <w:rFonts w:ascii="Times New Roman" w:eastAsia="Times New Roman" w:hAnsi="Times New Roman" w:cs="Times New Roman"/>
+      <w:b/>
+      <w:bCs/>
+      <w:sz w:val="36"/>
+      <w:szCs w:val="36"/>
+    </w:rPr>
+  </w:style>
   <w:style w:type="character" w:default="1" w:styleId="DefaultParagraphFont">
     <w:name w:val="Default Paragraph Font"/>
     <w:uiPriority w:val="1"/>
-    <w:semiHidden/>
     <w:unhideWhenUsed/>
   </w:style>
   <w:style w:type="table" w:default="1" w:styleId="TableNormal">
@@ -9893,6 +12947,59 @@
     <w:rPr>
       <w:b/>
       <w:bCs/>
+    </w:rPr>
+  </w:style>
+  <w:style w:type="character" w:styleId="Hyperlink">
+    <w:name w:val="Hyperlink"/>
+    <w:basedOn w:val="DefaultParagraphFont"/>
+    <w:uiPriority w:val="99"/>
+    <w:unhideWhenUsed/>
+    <w:rsid w:val="00ED5C1D"/>
+    <w:rPr>
+      <w:color w:val="0000FF"/>
+      <w:u w:val="single"/>
+    </w:rPr>
+  </w:style>
+  <w:style w:type="character" w:styleId="UnresolvedMention">
+    <w:name w:val="Unresolved Mention"/>
+    <w:basedOn w:val="DefaultParagraphFont"/>
+    <w:uiPriority w:val="99"/>
+    <w:semiHidden/>
+    <w:unhideWhenUsed/>
+    <w:rsid w:val="00310C9A"/>
+    <w:rPr>
+      <w:color w:val="605E5C"/>
+      <w:shd w:val="clear" w:color="auto" w:fill="E1DFDD"/>
+    </w:rPr>
+  </w:style>
+  <w:style w:type="character" w:customStyle="1" w:styleId="Heading2Char">
+    <w:name w:val="Heading 2 Char"/>
+    <w:basedOn w:val="DefaultParagraphFont"/>
+    <w:link w:val="Heading2"/>
+    <w:uiPriority w:val="9"/>
+    <w:rsid w:val="008B594C"/>
+    <w:rPr>
+      <w:rFonts w:ascii="Times New Roman" w:eastAsia="Times New Roman" w:hAnsi="Times New Roman" w:cs="Times New Roman"/>
+      <w:b/>
+      <w:bCs/>
+      <w:sz w:val="36"/>
+      <w:szCs w:val="36"/>
+    </w:rPr>
+  </w:style>
+  <w:style w:type="paragraph" w:styleId="NormalWeb">
+    <w:name w:val="Normal (Web)"/>
+    <w:basedOn w:val="Normal"/>
+    <w:uiPriority w:val="99"/>
+    <w:semiHidden/>
+    <w:unhideWhenUsed/>
+    <w:rsid w:val="007A272A"/>
+    <w:pPr>
+      <w:spacing w:before="100" w:beforeAutospacing="1" w:after="100" w:afterAutospacing="1" w:line="240" w:lineRule="auto"/>
+    </w:pPr>
+    <w:rPr>
+      <w:rFonts w:ascii="Times New Roman" w:eastAsia="Times New Roman" w:hAnsi="Times New Roman" w:cs="Times New Roman"/>
+      <w:sz w:val="24"/>
+      <w:szCs w:val="24"/>
     </w:rPr>
   </w:style>
 </w:styles>
